--- a/docs/Plantilla para entregas de Trabajos Prácticos (2).docx
+++ b/docs/Plantilla para entregas de Trabajos Prácticos (2).docx
@@ -49,7 +49,6 @@
         </w:rPr>
         <w:t xml:space="preserve">Trabajo Práctico </w:t>
       </w:r>
-      <w:proofErr w:type="spellStart"/>
       <w:r>
         <w:rPr>
           <w:rFonts w:ascii="Calibri" w:eastAsia="Calibri" w:hAnsi="Calibri" w:cs="Calibri"/>
@@ -58,9 +57,8 @@
           <w:sz w:val="24"/>
           <w:szCs w:val="24"/>
         </w:rPr>
-        <w:t>Intregrador</w:t>
-      </w:r>
-      <w:proofErr w:type="spellEnd"/>
+        <w:t>Integrador</w:t>
+      </w:r>
     </w:p>
     <w:p>
       <w:pPr>
@@ -336,11 +334,11 @@
         <w:br w:type="page"/>
       </w:r>
     </w:p>
-    <w:bookmarkStart w:id="0" w:name="_uw755rcfvytg" w:colFirst="0" w:colLast="0" w:displacedByCustomXml="next"/>
+    <w:bookmarkStart w:id="0" w:name="_g33robuekwyj" w:colFirst="0" w:colLast="0" w:displacedByCustomXml="next"/>
     <w:bookmarkEnd w:id="0" w:displacedByCustomXml="next"/>
-    <w:bookmarkStart w:id="1" w:name="_g33robuekwyj" w:colFirst="0" w:colLast="0" w:displacedByCustomXml="next"/>
+    <w:bookmarkStart w:id="1" w:name="_uw755rcfvytg" w:colFirst="0" w:colLast="0" w:displacedByCustomXml="next"/>
     <w:bookmarkEnd w:id="1" w:displacedByCustomXml="next"/>
-    <w:bookmarkStart w:id="2" w:name="_Toc231235910" w:displacedByCustomXml="next"/>
+    <w:bookmarkStart w:id="2" w:name="_Toc231927889" w:displacedByCustomXml="next"/>
     <w:sdt>
       <w:sdtPr>
         <w:rPr>
@@ -397,7 +395,7 @@
           <w:r>
             <w:fldChar w:fldCharType="separate"/>
           </w:r>
-          <w:hyperlink w:anchor="_Toc231235910" w:history="1">
+          <w:hyperlink w:anchor="_Toc231927889" w:history="1">
             <w:r>
               <w:rPr>
                 <w:rStyle w:val="Hipervnculo"/>
@@ -425,7 +423,7 @@
                 <w:noProof/>
                 <w:webHidden/>
               </w:rPr>
-              <w:instrText xml:space="preserve"> PAGEREF _Toc231235910 \h </w:instrText>
+              <w:instrText xml:space="preserve"> PAGEREF _Toc231927889 \h </w:instrText>
             </w:r>
             <w:r>
               <w:rPr>
@@ -471,7 +469,7 @@
               <w14:ligatures w14:val="standardContextual"/>
             </w:rPr>
           </w:pPr>
-          <w:hyperlink w:anchor="_Toc231235911" w:history="1">
+          <w:hyperlink w:anchor="_Toc231927890" w:history="1">
             <w:r>
               <w:rPr>
                 <w:rStyle w:val="Hipervnculo"/>
@@ -499,7 +497,7 @@
                 <w:noProof/>
                 <w:webHidden/>
               </w:rPr>
-              <w:instrText xml:space="preserve"> PAGEREF _Toc231235911 \h </w:instrText>
+              <w:instrText xml:space="preserve"> PAGEREF _Toc231927890 \h </w:instrText>
             </w:r>
             <w:r>
               <w:rPr>
@@ -545,7 +543,7 @@
               <w14:ligatures w14:val="standardContextual"/>
             </w:rPr>
           </w:pPr>
-          <w:hyperlink w:anchor="_Toc231235912" w:history="1">
+          <w:hyperlink w:anchor="_Toc231927891" w:history="1">
             <w:r>
               <w:rPr>
                 <w:rStyle w:val="Hipervnculo"/>
@@ -573,7 +571,7 @@
                 <w:noProof/>
                 <w:webHidden/>
               </w:rPr>
-              <w:instrText xml:space="preserve"> PAGEREF _Toc231235912 \h </w:instrText>
+              <w:instrText xml:space="preserve"> PAGEREF _Toc231927891 \h </w:instrText>
             </w:r>
             <w:r>
               <w:rPr>
@@ -593,7 +591,7 @@
                 <w:noProof/>
                 <w:webHidden/>
               </w:rPr>
-              <w:t>3</w:t>
+              <w:t>4</w:t>
             </w:r>
             <w:r>
               <w:rPr>
@@ -619,7 +617,7 @@
               <w14:ligatures w14:val="standardContextual"/>
             </w:rPr>
           </w:pPr>
-          <w:hyperlink w:anchor="_Toc231235913" w:history="1">
+          <w:hyperlink w:anchor="_Toc231927892" w:history="1">
             <w:r>
               <w:rPr>
                 <w:rStyle w:val="Hipervnculo"/>
@@ -647,7 +645,7 @@
                 <w:noProof/>
                 <w:webHidden/>
               </w:rPr>
-              <w:instrText xml:space="preserve"> PAGEREF _Toc231235913 \h </w:instrText>
+              <w:instrText xml:space="preserve"> PAGEREF _Toc231927892 \h </w:instrText>
             </w:r>
             <w:r>
               <w:rPr>
@@ -667,7 +665,7 @@
                 <w:noProof/>
                 <w:webHidden/>
               </w:rPr>
-              <w:t>3</w:t>
+              <w:t>4</w:t>
             </w:r>
             <w:r>
               <w:rPr>
@@ -693,7 +691,7 @@
               <w14:ligatures w14:val="standardContextual"/>
             </w:rPr>
           </w:pPr>
-          <w:hyperlink w:anchor="_Toc231235914" w:history="1">
+          <w:hyperlink w:anchor="_Toc231927893" w:history="1">
             <w:r>
               <w:rPr>
                 <w:rStyle w:val="Hipervnculo"/>
@@ -721,7 +719,7 @@
                 <w:noProof/>
                 <w:webHidden/>
               </w:rPr>
-              <w:instrText xml:space="preserve"> PAGEREF _Toc231235914 \h </w:instrText>
+              <w:instrText xml:space="preserve"> PAGEREF _Toc231927893 \h </w:instrText>
             </w:r>
             <w:r>
               <w:rPr>
@@ -741,7 +739,7 @@
                 <w:noProof/>
                 <w:webHidden/>
               </w:rPr>
-              <w:t>3</w:t>
+              <w:t>4</w:t>
             </w:r>
             <w:r>
               <w:rPr>
@@ -767,7 +765,7 @@
               <w14:ligatures w14:val="standardContextual"/>
             </w:rPr>
           </w:pPr>
-          <w:hyperlink w:anchor="_Toc231235915" w:history="1">
+          <w:hyperlink w:anchor="_Toc231927894" w:history="1">
             <w:r>
               <w:rPr>
                 <w:rStyle w:val="Hipervnculo"/>
@@ -794,7 +792,7 @@
                 <w:noProof/>
                 <w:webHidden/>
               </w:rPr>
-              <w:instrText xml:space="preserve"> PAGEREF _Toc231235915 \h </w:instrText>
+              <w:instrText xml:space="preserve"> PAGEREF _Toc231927894 \h </w:instrText>
             </w:r>
             <w:r>
               <w:rPr>
@@ -814,7 +812,7 @@
                 <w:noProof/>
                 <w:webHidden/>
               </w:rPr>
-              <w:t>3</w:t>
+              <w:t>4</w:t>
             </w:r>
             <w:r>
               <w:rPr>
@@ -866,14 +864,13 @@
     <w:p>
       <w:pPr>
         <w:pStyle w:val="Ttulo1"/>
-        <w:ind w:firstLine="0"/>
         <w:rPr>
           <w:rFonts w:eastAsia="Calibri"/>
         </w:rPr>
       </w:pPr>
       <w:bookmarkStart w:id="3" w:name="_249183fnwm34" w:colFirst="0" w:colLast="0"/>
       <w:bookmarkStart w:id="4" w:name="_o0iughdkw3sx" w:colFirst="0" w:colLast="0"/>
-      <w:bookmarkStart w:id="5" w:name="_Toc231235911"/>
+      <w:bookmarkStart w:id="5" w:name="_Toc231927890"/>
       <w:bookmarkEnd w:id="3"/>
       <w:bookmarkEnd w:id="4"/>
       <w:r>
@@ -881,92 +878,1420 @@
           <w:rFonts w:eastAsia="Calibri"/>
         </w:rPr>
         <w:lastRenderedPageBreak/>
-        <w:t>Introducción</w:t>
-      </w:r>
-      <w:bookmarkEnd w:id="5"/>
-    </w:p>
-    <w:p>
-      <w:pPr>
-        <w:pStyle w:val="Ttulo1"/>
-        <w:ind w:firstLine="0"/>
+        <w:t>1</w:t>
+      </w:r>
+      <w:r>
         <w:rPr>
           <w:rFonts w:eastAsia="Calibri"/>
         </w:rPr>
-      </w:pPr>
-      <w:bookmarkStart w:id="6" w:name="_oi7qarxgj0ht" w:colFirst="0" w:colLast="0"/>
-      <w:bookmarkStart w:id="7" w:name="_Toc231235912"/>
-      <w:bookmarkEnd w:id="6"/>
+        <w:t>.</w:t>
+      </w:r>
       <w:r>
         <w:rPr>
           <w:rFonts w:eastAsia="Calibri"/>
         </w:rPr>
-        <w:t>Objetivos</w:t>
-      </w:r>
-      <w:bookmarkEnd w:id="7"/>
-    </w:p>
-    <w:p>
-      <w:pPr>
-        <w:pStyle w:val="Ttulo1"/>
-        <w:ind w:firstLine="0"/>
+        <w:t xml:space="preserve"> </w:t>
+      </w:r>
+      <w:r>
         <w:rPr>
           <w:rFonts w:eastAsia="Calibri"/>
         </w:rPr>
-      </w:pPr>
-      <w:bookmarkStart w:id="8" w:name="_ouhal7g0mls3" w:colFirst="0" w:colLast="0"/>
-      <w:bookmarkStart w:id="9" w:name="_r0e5mxkz2ax5" w:colFirst="0" w:colLast="0"/>
-      <w:bookmarkStart w:id="10" w:name="_Toc231235913"/>
-      <w:bookmarkEnd w:id="8"/>
-      <w:bookmarkEnd w:id="9"/>
+        <w:t>Introducción</w:t>
+      </w:r>
+      <w:bookmarkEnd w:id="5"/>
+    </w:p>
+    <w:p>
+      <w:bookmarkStart w:id="6" w:name="_oi7qarxgj0ht" w:colFirst="0" w:colLast="0"/>
+      <w:bookmarkEnd w:id="6"/>
+      <w:r>
+        <w:t xml:space="preserve">El presente trabajo tiene como objetivo analizar y automatizar el proceso de </w:t>
+      </w:r>
+      <w:proofErr w:type="spellStart"/>
+      <w:r>
+        <w:t>gestion</w:t>
+      </w:r>
+      <w:proofErr w:type="spellEnd"/>
+      <w:r>
+        <w:t xml:space="preserve"> de vacaciones dentro de una </w:t>
+      </w:r>
+      <w:proofErr w:type="spellStart"/>
+      <w:r>
+        <w:t>organizacion</w:t>
+      </w:r>
+      <w:proofErr w:type="spellEnd"/>
+      <w:r>
+        <w:t xml:space="preserve"> ficticia. Actualmente este proceso se realiza de forma manual mediante solicitudes enviadas al </w:t>
+      </w:r>
+      <w:proofErr w:type="spellStart"/>
+      <w:r>
+        <w:t>area</w:t>
+      </w:r>
+      <w:proofErr w:type="spellEnd"/>
+      <w:r>
+        <w:t xml:space="preserve"> de Recursos Humanos, generando demoras y tareas administrativas repetitivas.</w:t>
+      </w:r>
+    </w:p>
+    <w:p>
+      <w:r>
+        <w:t xml:space="preserve">Como propuesta de mejora se plantea el diseño de un </w:t>
+      </w:r>
+      <w:proofErr w:type="spellStart"/>
+      <w:r>
+        <w:t>chatbot</w:t>
+      </w:r>
+      <w:proofErr w:type="spellEnd"/>
+      <w:r>
+        <w:t xml:space="preserve"> capaz de asistir al empleado durante la solicitud de vacaciones, aplicando reglas de negocio previamente definidas. Para ello se </w:t>
+      </w:r>
+      <w:proofErr w:type="gramStart"/>
+      <w:r>
+        <w:t>modelara</w:t>
+      </w:r>
+      <w:proofErr w:type="gramEnd"/>
+      <w:r>
+        <w:t xml:space="preserve"> el proceso mediante BPMN 2.0 y se desarrollara una </w:t>
+      </w:r>
+      <w:proofErr w:type="spellStart"/>
+      <w:r>
+        <w:t>simulacion</w:t>
+      </w:r>
+      <w:proofErr w:type="spellEnd"/>
+      <w:r>
+        <w:t xml:space="preserve"> funcional utilizando Python y archivos CSV como base de datos simulada.</w:t>
+      </w:r>
+    </w:p>
+    <w:p>
+      <w:pPr>
+        <w:pStyle w:val="Ttulo1"/>
+      </w:pPr>
+      <w:r>
+        <w:t>2. Empresa</w:t>
+      </w:r>
+    </w:p>
+    <w:p>
+      <w:r>
+        <w:t xml:space="preserve">Para el desarrollo del trabajo se </w:t>
+      </w:r>
+      <w:proofErr w:type="gramStart"/>
+      <w:r>
+        <w:t>utilizara</w:t>
+      </w:r>
+      <w:proofErr w:type="gramEnd"/>
+      <w:r>
+        <w:t xml:space="preserve"> una empresa ficticia llamada </w:t>
+      </w:r>
       <w:r>
         <w:rPr>
-          <w:rFonts w:eastAsia="Calibri"/>
+          <w:b/>
+          <w:bCs/>
+          <w:i/>
+          <w:iCs/>
         </w:rPr>
-        <w:t>Consigna</w:t>
-      </w:r>
-      <w:bookmarkEnd w:id="10"/>
+        <w:t>INVENTAR NOMBRE EMPRESA</w:t>
+      </w:r>
+      <w:r>
+        <w:t xml:space="preserve">., dedicada al desarrollo de software y servicios </w:t>
+      </w:r>
+      <w:proofErr w:type="spellStart"/>
+      <w:r>
+        <w:t>tecnologicos</w:t>
+      </w:r>
+      <w:proofErr w:type="spellEnd"/>
+      <w:r>
+        <w:t>.</w:t>
+      </w:r>
+    </w:p>
+    <w:p>
+      <w:r>
+        <w:t xml:space="preserve">La empresa cuenta con empleados distribuidos entre distintas </w:t>
+      </w:r>
+      <w:proofErr w:type="spellStart"/>
+      <w:r>
+        <w:t>areas</w:t>
+      </w:r>
+      <w:proofErr w:type="spellEnd"/>
+      <w:r>
+        <w:t xml:space="preserve">, como desarrollo, soporte </w:t>
+      </w:r>
+      <w:proofErr w:type="spellStart"/>
+      <w:r>
+        <w:t>tecnico</w:t>
+      </w:r>
+      <w:proofErr w:type="spellEnd"/>
+      <w:r>
+        <w:t xml:space="preserve">, </w:t>
+      </w:r>
+      <w:proofErr w:type="spellStart"/>
+      <w:r>
+        <w:t>administracion</w:t>
+      </w:r>
+      <w:proofErr w:type="spellEnd"/>
+      <w:r>
+        <w:t xml:space="preserve"> y recursos humanos. Debido al crecimiento de la </w:t>
+      </w:r>
+      <w:proofErr w:type="spellStart"/>
+      <w:r>
+        <w:t>organizacion</w:t>
+      </w:r>
+      <w:proofErr w:type="spellEnd"/>
+      <w:r>
+        <w:t xml:space="preserve">, algunos procesos administrativos </w:t>
+      </w:r>
+      <w:proofErr w:type="spellStart"/>
+      <w:r>
+        <w:t>continuan</w:t>
+      </w:r>
+      <w:proofErr w:type="spellEnd"/>
+      <w:r>
+        <w:t xml:space="preserve"> </w:t>
+      </w:r>
+      <w:proofErr w:type="spellStart"/>
+      <w:r>
+        <w:t>realizandose</w:t>
+      </w:r>
+      <w:proofErr w:type="spellEnd"/>
+      <w:r>
+        <w:t xml:space="preserve"> de forma manual, generando demoras y una mayor carga operativa para los sectores involucrados.</w:t>
+      </w:r>
+    </w:p>
+    <w:p>
+      <w:r>
+        <w:t xml:space="preserve">Uno de estos procesos es la </w:t>
+      </w:r>
+      <w:proofErr w:type="spellStart"/>
+      <w:r>
+        <w:t>gestion</w:t>
+      </w:r>
+      <w:proofErr w:type="spellEnd"/>
+      <w:r>
+        <w:t xml:space="preserve"> de vacaciones, donde los empleados deben realizar solicitudes al </w:t>
+      </w:r>
+      <w:proofErr w:type="spellStart"/>
+      <w:r>
+        <w:t>area</w:t>
+      </w:r>
+      <w:proofErr w:type="spellEnd"/>
+      <w:r>
+        <w:t xml:space="preserve"> de Recursos Humanos para verificar la disponibilidad de </w:t>
+      </w:r>
+      <w:proofErr w:type="spellStart"/>
+      <w:r>
+        <w:t>dias</w:t>
+      </w:r>
+      <w:proofErr w:type="spellEnd"/>
+      <w:r>
+        <w:t xml:space="preserve"> y obtener la </w:t>
+      </w:r>
+      <w:proofErr w:type="spellStart"/>
+      <w:r>
+        <w:t>aprobacion</w:t>
+      </w:r>
+      <w:proofErr w:type="spellEnd"/>
+      <w:r>
+        <w:t xml:space="preserve"> correspondiente por parte de un supervisor.</w:t>
+      </w:r>
     </w:p>
     <w:p>
       <w:pPr>
         <w:pStyle w:val="Ttulo1"/>
+      </w:pPr>
+      <w:r>
+        <w:t>3. Proceso Seleccionado</w:t>
+      </w:r>
+    </w:p>
+    <w:p>
+      <w:r>
+        <w:t xml:space="preserve">El proceso seleccionado para este trabajo es la </w:t>
+      </w:r>
+      <w:proofErr w:type="spellStart"/>
+      <w:r>
+        <w:t>gestion</w:t>
+      </w:r>
+      <w:proofErr w:type="spellEnd"/>
+      <w:r>
+        <w:t xml:space="preserve"> de solicitudes de vacaciones.</w:t>
+      </w:r>
+    </w:p>
+    <w:p>
+      <w:r>
+        <w:t xml:space="preserve">La </w:t>
+      </w:r>
+      <w:r>
+        <w:t>elección</w:t>
+      </w:r>
+      <w:r>
+        <w:t xml:space="preserve"> se </w:t>
+      </w:r>
+      <w:r>
+        <w:t>realizó</w:t>
+      </w:r>
+      <w:r>
+        <w:t xml:space="preserve"> debido a que presenta reglas de negocio claras y distintos puntos de </w:t>
+      </w:r>
+      <w:r>
+        <w:t>decisión</w:t>
+      </w:r>
+      <w:r>
+        <w:t xml:space="preserve"> que permiten modelar adecuadamente el proceso mediante BPMN 2.0. </w:t>
+      </w:r>
+      <w:r>
+        <w:t>además</w:t>
+      </w:r>
+      <w:r>
+        <w:t xml:space="preserve">, requiere la </w:t>
+      </w:r>
+      <w:proofErr w:type="spellStart"/>
+      <w:r>
+        <w:t>participacion</w:t>
+      </w:r>
+      <w:proofErr w:type="spellEnd"/>
+      <w:r>
+        <w:t xml:space="preserve"> de distintos actores y la consulta de </w:t>
+      </w:r>
+      <w:proofErr w:type="spellStart"/>
+      <w:r>
+        <w:t>informacion</w:t>
+      </w:r>
+      <w:proofErr w:type="spellEnd"/>
+      <w:r>
+        <w:t xml:space="preserve"> almacenada, permitiendo representar de forma sencilla la </w:t>
+      </w:r>
+      <w:proofErr w:type="spellStart"/>
+      <w:r>
+        <w:t>automatizacion</w:t>
+      </w:r>
+      <w:proofErr w:type="spellEnd"/>
+      <w:r>
+        <w:t xml:space="preserve"> mediante un </w:t>
+      </w:r>
+      <w:proofErr w:type="spellStart"/>
+      <w:r>
+        <w:t>chatbot</w:t>
+      </w:r>
+      <w:proofErr w:type="spellEnd"/>
+      <w:r>
+        <w:t>.</w:t>
+      </w:r>
+    </w:p>
+    <w:p>
+      <w:r>
+        <w:lastRenderedPageBreak/>
+        <w:t xml:space="preserve">Los principales puntos de </w:t>
+      </w:r>
+      <w:proofErr w:type="spellStart"/>
+      <w:r>
+        <w:t>decision</w:t>
+      </w:r>
+      <w:proofErr w:type="spellEnd"/>
+      <w:r>
+        <w:t xml:space="preserve"> identificados son:</w:t>
+      </w:r>
+    </w:p>
+    <w:p>
+      <w:pPr>
+        <w:pStyle w:val="Prrafodelista"/>
+        <w:numPr>
+          <w:ilvl w:val="0"/>
+          <w:numId w:val="8"/>
+        </w:numPr>
+      </w:pPr>
+      <w:proofErr w:type="spellStart"/>
+      <w:r>
+        <w:t>Verificacion</w:t>
+      </w:r>
+      <w:proofErr w:type="spellEnd"/>
+      <w:r>
+        <w:t xml:space="preserve"> de existencia del empleado.</w:t>
+      </w:r>
+    </w:p>
+    <w:p>
+      <w:pPr>
+        <w:pStyle w:val="Prrafodelista"/>
+        <w:numPr>
+          <w:ilvl w:val="0"/>
+          <w:numId w:val="8"/>
+        </w:numPr>
+      </w:pPr>
+      <w:proofErr w:type="spellStart"/>
+      <w:r>
+        <w:t>Validacion</w:t>
+      </w:r>
+      <w:proofErr w:type="spellEnd"/>
+      <w:r>
+        <w:t xml:space="preserve"> de </w:t>
+      </w:r>
+      <w:proofErr w:type="spellStart"/>
+      <w:r>
+        <w:t>dias</w:t>
+      </w:r>
+      <w:proofErr w:type="spellEnd"/>
+      <w:r>
+        <w:t xml:space="preserve"> disponibles.</w:t>
+      </w:r>
+    </w:p>
+    <w:p>
+      <w:pPr>
+        <w:pStyle w:val="Prrafodelista"/>
+        <w:numPr>
+          <w:ilvl w:val="0"/>
+          <w:numId w:val="8"/>
+        </w:numPr>
+      </w:pPr>
+      <w:proofErr w:type="spellStart"/>
+      <w:r>
+        <w:t>Aprobacion</w:t>
+      </w:r>
+      <w:proofErr w:type="spellEnd"/>
+      <w:r>
+        <w:t xml:space="preserve"> o rechazo de la solicitud por parte del supervisor.</w:t>
+      </w:r>
+    </w:p>
+    <w:p>
+      <w:r>
+        <w:t xml:space="preserve">Estas </w:t>
+      </w:r>
+      <w:proofErr w:type="spellStart"/>
+      <w:r>
+        <w:t>caracteristicas</w:t>
+      </w:r>
+      <w:proofErr w:type="spellEnd"/>
+      <w:r>
+        <w:t xml:space="preserve"> permiten cumplir con los requisitos planteados en el trabajo practico y representar tanto el camino feliz como distintos escenarios alternativos.</w:t>
+      </w:r>
+    </w:p>
+    <w:p>
+      <w:pPr>
+        <w:pStyle w:val="Ttulo1"/>
+      </w:pPr>
+      <w:r>
+        <w:t>4. AS-IS</w:t>
+      </w:r>
+    </w:p>
+    <w:p/>
+    <w:p>
+      <w:pPr>
+        <w:pStyle w:val="Ttulo1"/>
+      </w:pPr>
+      <w:r>
+        <w:t>5. TO-BE</w:t>
+      </w:r>
+    </w:p>
+    <w:p>
+      <w:r>
+        <w:t xml:space="preserve">Como propuesta de mejora se plantea la </w:t>
+      </w:r>
+      <w:proofErr w:type="spellStart"/>
+      <w:r>
+        <w:t>incorporacion</w:t>
+      </w:r>
+      <w:proofErr w:type="spellEnd"/>
+      <w:r>
+        <w:t xml:space="preserve"> de un </w:t>
+      </w:r>
+      <w:proofErr w:type="spellStart"/>
+      <w:r>
+        <w:t>chatbot</w:t>
+      </w:r>
+      <w:proofErr w:type="spellEnd"/>
+      <w:r>
+        <w:t xml:space="preserve"> que permita automatizar gran parte del proceso.</w:t>
+      </w:r>
+    </w:p>
+    <w:p>
+      <w:r>
+        <w:t xml:space="preserve">El empleado </w:t>
+      </w:r>
+      <w:proofErr w:type="spellStart"/>
+      <w:r>
+        <w:t>podra</w:t>
+      </w:r>
+      <w:proofErr w:type="spellEnd"/>
+      <w:r>
+        <w:t xml:space="preserve"> iniciar una solicitud de vacaciones mediante el </w:t>
+      </w:r>
+      <w:proofErr w:type="spellStart"/>
+      <w:r>
+        <w:t>chatbot</w:t>
+      </w:r>
+      <w:proofErr w:type="spellEnd"/>
+      <w:r>
+        <w:t xml:space="preserve">, quien se </w:t>
+      </w:r>
+      <w:proofErr w:type="gramStart"/>
+      <w:r>
+        <w:t>encargara</w:t>
+      </w:r>
+      <w:proofErr w:type="gramEnd"/>
+      <w:r>
+        <w:t xml:space="preserve"> de validar el legajo, consultar los </w:t>
+      </w:r>
+      <w:proofErr w:type="spellStart"/>
+      <w:r>
+        <w:t>dias</w:t>
+      </w:r>
+      <w:proofErr w:type="spellEnd"/>
+      <w:r>
+        <w:t xml:space="preserve"> disponibles y registrar la solicitud. Posteriormente el supervisor </w:t>
+      </w:r>
+      <w:proofErr w:type="spellStart"/>
+      <w:r>
+        <w:t>podra</w:t>
+      </w:r>
+      <w:proofErr w:type="spellEnd"/>
+      <w:r>
+        <w:t xml:space="preserve"> aprobar o rechazar el pedido, informando el resultado al empleado.</w:t>
+      </w:r>
+    </w:p>
+    <w:p>
+      <w:pPr>
+        <w:keepNext/>
+      </w:pPr>
+      <w:r>
+        <w:rPr>
+          <w:noProof/>
+        </w:rPr>
+        <w:drawing>
+          <wp:inline distT="0" distB="0" distL="0" distR="0" wp14:anchorId="37C7653A" wp14:editId="277C5553">
+            <wp:extent cx="5378450" cy="2557830"/>
+            <wp:effectExtent l="0" t="0" r="0" b="0"/>
+            <wp:docPr id="1686643613" name="Imagen 1"/>
+            <wp:cNvGraphicFramePr>
+              <a:graphicFrameLocks xmlns:a="http://schemas.openxmlformats.org/drawingml/2006/main" noChangeAspect="1"/>
+            </wp:cNvGraphicFramePr>
+            <a:graphic xmlns:a="http://schemas.openxmlformats.org/drawingml/2006/main">
+              <a:graphicData uri="http://schemas.openxmlformats.org/drawingml/2006/picture">
+                <pic:pic xmlns:pic="http://schemas.openxmlformats.org/drawingml/2006/picture">
+                  <pic:nvPicPr>
+                    <pic:cNvPr id="0" name="Picture 1"/>
+                    <pic:cNvPicPr>
+                      <a:picLocks noChangeAspect="1" noChangeArrowheads="1"/>
+                    </pic:cNvPicPr>
+                  </pic:nvPicPr>
+                  <pic:blipFill>
+                    <a:blip r:embed="rId8" cstate="print">
+                      <a:extLst>
+                        <a:ext uri="{28A0092B-C50C-407E-A947-70E740481C1C}">
+                          <a14:useLocalDpi xmlns:a14="http://schemas.microsoft.com/office/drawing/2010/main" val="0"/>
+                        </a:ext>
+                      </a:extLst>
+                    </a:blip>
+                    <a:srcRect/>
+                    <a:stretch>
+                      <a:fillRect/>
+                    </a:stretch>
+                  </pic:blipFill>
+                  <pic:spPr bwMode="auto">
+                    <a:xfrm>
+                      <a:off x="0" y="0"/>
+                      <a:ext cx="5385629" cy="2561244"/>
+                    </a:xfrm>
+                    <a:prstGeom prst="rect">
+                      <a:avLst/>
+                    </a:prstGeom>
+                    <a:noFill/>
+                    <a:ln>
+                      <a:noFill/>
+                    </a:ln>
+                  </pic:spPr>
+                </pic:pic>
+              </a:graphicData>
+            </a:graphic>
+          </wp:inline>
+        </w:drawing>
+      </w:r>
+    </w:p>
+    <w:p>
+      <w:pPr>
+        <w:pStyle w:val="Descripcin"/>
+      </w:pPr>
+      <w:r>
+        <w:t xml:space="preserve">Ilustración </w:t>
+      </w:r>
+      <w:fldSimple w:instr=" SEQ Ilustración \* ARABIC ">
+        <w:r>
+          <w:rPr>
+            <w:noProof/>
+          </w:rPr>
+          <w:t>1</w:t>
+        </w:r>
+      </w:fldSimple>
+      <w:r>
+        <w:t xml:space="preserve">. </w:t>
+      </w:r>
+      <w:r>
+        <w:t>BPMN TO-BE</w:t>
+      </w:r>
+    </w:p>
+    <w:p>
+      <w:pPr>
+        <w:pStyle w:val="Ttulo1"/>
+      </w:pPr>
+      <w:r>
+        <w:lastRenderedPageBreak/>
+        <w:t>6. Arquitectura</w:t>
+      </w:r>
+    </w:p>
+    <w:p>
+      <w:r>
+        <w:t xml:space="preserve">La </w:t>
+      </w:r>
+      <w:proofErr w:type="spellStart"/>
+      <w:r>
+        <w:t>simulacion</w:t>
+      </w:r>
+      <w:proofErr w:type="spellEnd"/>
+      <w:r>
+        <w:t xml:space="preserve"> fue desarrollada utilizando Python como lenguaje principal. Para la persistencia de </w:t>
+      </w:r>
+      <w:proofErr w:type="spellStart"/>
+      <w:r>
+        <w:t>informacion</w:t>
+      </w:r>
+      <w:proofErr w:type="spellEnd"/>
+      <w:r>
+        <w:t xml:space="preserve"> se utilizaron archivos CSV que funcionan como una base de datos simplificada.</w:t>
+      </w:r>
+      <w:r>
+        <w:br/>
+        <w:t xml:space="preserve">La </w:t>
+      </w:r>
+      <w:proofErr w:type="spellStart"/>
+      <w:r>
+        <w:t>informacion</w:t>
+      </w:r>
+      <w:proofErr w:type="spellEnd"/>
+      <w:r>
+        <w:t xml:space="preserve"> se organiza en dos archivos principales:</w:t>
+      </w:r>
+    </w:p>
+    <w:p>
+      <w:pPr>
+        <w:pStyle w:val="Prrafodelista"/>
+        <w:numPr>
+          <w:ilvl w:val="0"/>
+          <w:numId w:val="9"/>
+        </w:numPr>
+      </w:pPr>
+      <w:r>
+        <w:t>empleados.cs</w:t>
+      </w:r>
+      <w:r>
+        <w:t>v</w:t>
+      </w:r>
+    </w:p>
+    <w:p>
+      <w:pPr>
+        <w:pStyle w:val="Prrafodelista"/>
+        <w:numPr>
+          <w:ilvl w:val="0"/>
+          <w:numId w:val="9"/>
+        </w:numPr>
+      </w:pPr>
+      <w:r>
+        <w:t>solicitudes.csv</w:t>
+      </w:r>
+    </w:p>
+    <w:p>
+      <w:pPr>
         <w:ind w:firstLine="0"/>
+      </w:pPr>
+      <w:r>
+        <w:t xml:space="preserve">El </w:t>
+      </w:r>
+      <w:proofErr w:type="spellStart"/>
+      <w:r>
+        <w:t>codigo</w:t>
+      </w:r>
+      <w:proofErr w:type="spellEnd"/>
+      <w:r>
+        <w:t xml:space="preserve"> fuente se almacena y versiona mediante GitHub.</w:t>
+      </w:r>
+    </w:p>
+    <w:p>
+      <w:pPr>
+        <w:pStyle w:val="Ttulo1"/>
+      </w:pPr>
+      <w:r>
+        <w:t xml:space="preserve">7. </w:t>
+      </w:r>
+      <w:proofErr w:type="spellStart"/>
+      <w:r>
+        <w:t>Chatbot</w:t>
+      </w:r>
+      <w:proofErr w:type="spellEnd"/>
+    </w:p>
+    <w:p>
+      <w:r>
+        <w:t xml:space="preserve">El </w:t>
+      </w:r>
+      <w:proofErr w:type="spellStart"/>
+      <w:r>
+        <w:t>chatbot</w:t>
+      </w:r>
+      <w:proofErr w:type="spellEnd"/>
+      <w:r>
+        <w:t xml:space="preserve"> simula el proceso de solicitud de vacaciones mediante una </w:t>
+      </w:r>
+      <w:proofErr w:type="spellStart"/>
+      <w:r>
+        <w:t>conversacion</w:t>
+      </w:r>
+      <w:proofErr w:type="spellEnd"/>
+      <w:r>
+        <w:t xml:space="preserve"> guiada.</w:t>
+      </w:r>
+    </w:p>
+    <w:p>
+      <w:r>
+        <w:t xml:space="preserve">El usuario debe ingresar su legajo para ser identificado por el sistema. Una vez validado, puede consultar los </w:t>
+      </w:r>
+      <w:proofErr w:type="spellStart"/>
+      <w:r>
+        <w:t>dias</w:t>
+      </w:r>
+      <w:proofErr w:type="spellEnd"/>
+      <w:r>
+        <w:t xml:space="preserve"> disponibles y solicitar la cantidad de </w:t>
+      </w:r>
+      <w:proofErr w:type="spellStart"/>
+      <w:r>
+        <w:t>dias</w:t>
+      </w:r>
+      <w:proofErr w:type="spellEnd"/>
+      <w:r>
+        <w:t xml:space="preserve"> deseada.</w:t>
+      </w:r>
+    </w:p>
+    <w:p>
+      <w:r>
+        <w:t xml:space="preserve">Dependiendo de las validaciones realizadas y de la </w:t>
+      </w:r>
+      <w:proofErr w:type="spellStart"/>
+      <w:r>
+        <w:t>decision</w:t>
+      </w:r>
+      <w:proofErr w:type="spellEnd"/>
+      <w:r>
+        <w:t xml:space="preserve"> del supervisor, la solicitud puede ser aprobada o rechazada.</w:t>
+      </w:r>
+    </w:p>
+    <w:p>
+      <w:r>
+        <w:t xml:space="preserve">El </w:t>
+      </w:r>
+      <w:proofErr w:type="spellStart"/>
+      <w:r>
+        <w:t>chatbot</w:t>
+      </w:r>
+      <w:proofErr w:type="spellEnd"/>
+      <w:r>
+        <w:t xml:space="preserve"> mantiene el estado de cada solicitud durante el proceso. De esta manera puede identificar si una solicitud se encuentra pendiente, aprobada o rechazada, permitiendo simular el comportamiento de una </w:t>
+      </w:r>
+      <w:proofErr w:type="spellStart"/>
+      <w:r>
+        <w:t>aplicacion</w:t>
+      </w:r>
+      <w:proofErr w:type="spellEnd"/>
+      <w:r>
+        <w:t xml:space="preserve"> administrativa real.</w:t>
+      </w:r>
+    </w:p>
+    <w:p>
+      <w:pPr>
+        <w:pStyle w:val="Ttulo1"/>
+      </w:pPr>
+      <w:r>
+        <w:t>8. Datos</w:t>
+      </w:r>
+    </w:p>
+    <w:p>
+      <w:r>
+        <w:t xml:space="preserve">Para el funcionamiento del </w:t>
+      </w:r>
+      <w:proofErr w:type="spellStart"/>
+      <w:r>
+        <w:t>chatbot</w:t>
+      </w:r>
+      <w:proofErr w:type="spellEnd"/>
+      <w:r>
+        <w:t xml:space="preserve"> se utilizaron archivos CSV como una base de datos simulada. Esta </w:t>
+      </w:r>
+      <w:proofErr w:type="spellStart"/>
+      <w:r>
+        <w:t>solucion</w:t>
+      </w:r>
+      <w:proofErr w:type="spellEnd"/>
+      <w:r>
+        <w:t xml:space="preserve"> permite almacenar y consultar </w:t>
+      </w:r>
+      <w:proofErr w:type="spellStart"/>
+      <w:r>
+        <w:t>informacion</w:t>
+      </w:r>
+      <w:proofErr w:type="spellEnd"/>
+      <w:r>
+        <w:t xml:space="preserve"> de forma sencilla, cumpliendo con los requisitos del trabajo.</w:t>
+      </w:r>
+    </w:p>
+    <w:p>
+      <w:pPr>
         <w:rPr>
-          <w:rFonts w:eastAsia="Calibri"/>
+          <w:b/>
+          <w:i/>
         </w:rPr>
       </w:pPr>
-      <w:bookmarkStart w:id="11" w:name="_axdhasng3xsp" w:colFirst="0" w:colLast="0"/>
-      <w:bookmarkStart w:id="12" w:name="_Toc231235914"/>
-      <w:bookmarkEnd w:id="11"/>
-      <w:r>
-        <w:rPr>
-          <w:rFonts w:eastAsia="Calibri"/>
-        </w:rPr>
-        <w:t>Desarrollo</w:t>
-      </w:r>
-      <w:bookmarkStart w:id="13" w:name="_u4cygbaeh2en" w:colFirst="0" w:colLast="0"/>
-      <w:bookmarkEnd w:id="12"/>
-      <w:bookmarkEnd w:id="13"/>
+      <w:r>
+        <w:t xml:space="preserve">La </w:t>
+      </w:r>
+      <w:proofErr w:type="spellStart"/>
+      <w:r>
+        <w:t>informacion</w:t>
+      </w:r>
+      <w:proofErr w:type="spellEnd"/>
+      <w:r>
+        <w:t xml:space="preserve"> se organiza en dos entidades principales: Empleado y Solicitud.</w:t>
+      </w:r>
+      <w:r>
+        <w:t xml:space="preserve"> </w:t>
+      </w:r>
+    </w:p>
+    <w:p>
+      <w:pPr>
+        <w:pStyle w:val="Ttulo2"/>
+      </w:pPr>
+      <w:r>
+        <w:t>Empleado</w:t>
+      </w:r>
+    </w:p>
+    <w:tbl>
+      <w:tblPr>
+        <w:tblStyle w:val="Tablaconcuadrcula1clara"/>
+        <w:tblW w:w="0" w:type="auto"/>
+        <w:tblLook w:val="04A0" w:firstRow="1" w:lastRow="0" w:firstColumn="1" w:lastColumn="0" w:noHBand="0" w:noVBand="1"/>
+      </w:tblPr>
+      <w:tblGrid>
+        <w:gridCol w:w="3067"/>
+        <w:gridCol w:w="3068"/>
+        <w:gridCol w:w="3068"/>
+      </w:tblGrid>
+      <w:tr>
+        <w:trPr>
+          <w:cnfStyle w:val="100000000000" w:firstRow="1" w:lastRow="0" w:firstColumn="0" w:lastColumn="0" w:oddVBand="0" w:evenVBand="0" w:oddHBand="0" w:evenHBand="0" w:firstRowFirstColumn="0" w:firstRowLastColumn="0" w:lastRowFirstColumn="0" w:lastRowLastColumn="0"/>
+        </w:trPr>
+        <w:tc>
+          <w:tcPr>
+            <w:cnfStyle w:val="001000000000" w:firstRow="0" w:lastRow="0" w:firstColumn="1" w:lastColumn="0" w:oddVBand="0" w:evenVBand="0" w:oddHBand="0" w:evenHBand="0" w:firstRowFirstColumn="0" w:firstRowLastColumn="0" w:lastRowFirstColumn="0" w:lastRowLastColumn="0"/>
+            <w:tcW w:w="3067" w:type="dxa"/>
+          </w:tcPr>
+          <w:p>
+            <w:pPr>
+              <w:ind w:firstLine="0"/>
+            </w:pPr>
+            <w:r>
+              <w:rPr>
+                <w:b w:val="0"/>
+                <w:bCs w:val="0"/>
+              </w:rPr>
+              <w:t>Campo</w:t>
+            </w:r>
+          </w:p>
+        </w:tc>
+        <w:tc>
+          <w:tcPr>
+            <w:tcW w:w="3068" w:type="dxa"/>
+          </w:tcPr>
+          <w:p>
+            <w:pPr>
+              <w:ind w:firstLine="0"/>
+              <w:cnfStyle w:val="100000000000" w:firstRow="1" w:lastRow="0" w:firstColumn="0" w:lastColumn="0" w:oddVBand="0" w:evenVBand="0" w:oddHBand="0" w:evenHBand="0" w:firstRowFirstColumn="0" w:firstRowLastColumn="0" w:lastRowFirstColumn="0" w:lastRowLastColumn="0"/>
+            </w:pPr>
+            <w:r>
+              <w:t>Tipo</w:t>
+            </w:r>
+          </w:p>
+        </w:tc>
+        <w:tc>
+          <w:tcPr>
+            <w:tcW w:w="3068" w:type="dxa"/>
+          </w:tcPr>
+          <w:p>
+            <w:pPr>
+              <w:ind w:firstLine="0"/>
+              <w:cnfStyle w:val="100000000000" w:firstRow="1" w:lastRow="0" w:firstColumn="0" w:lastColumn="0" w:oddVBand="0" w:evenVBand="0" w:oddHBand="0" w:evenHBand="0" w:firstRowFirstColumn="0" w:firstRowLastColumn="0" w:lastRowFirstColumn="0" w:lastRowLastColumn="0"/>
+            </w:pPr>
+            <w:proofErr w:type="spellStart"/>
+            <w:r>
+              <w:t>Descripcion</w:t>
+            </w:r>
+            <w:proofErr w:type="spellEnd"/>
+          </w:p>
+        </w:tc>
+      </w:tr>
+      <w:tr>
+        <w:tc>
+          <w:tcPr>
+            <w:cnfStyle w:val="001000000000" w:firstRow="0" w:lastRow="0" w:firstColumn="1" w:lastColumn="0" w:oddVBand="0" w:evenVBand="0" w:oddHBand="0" w:evenHBand="0" w:firstRowFirstColumn="0" w:firstRowLastColumn="0" w:lastRowFirstColumn="0" w:lastRowLastColumn="0"/>
+            <w:tcW w:w="3067" w:type="dxa"/>
+          </w:tcPr>
+          <w:p>
+            <w:pPr>
+              <w:ind w:firstLine="0"/>
+            </w:pPr>
+            <w:r>
+              <w:t>legajo</w:t>
+            </w:r>
+          </w:p>
+        </w:tc>
+        <w:tc>
+          <w:tcPr>
+            <w:tcW w:w="3068" w:type="dxa"/>
+          </w:tcPr>
+          <w:p>
+            <w:pPr>
+              <w:ind w:firstLine="0"/>
+              <w:cnfStyle w:val="000000000000" w:firstRow="0" w:lastRow="0" w:firstColumn="0" w:lastColumn="0" w:oddVBand="0" w:evenVBand="0" w:oddHBand="0" w:evenHBand="0" w:firstRowFirstColumn="0" w:firstRowLastColumn="0" w:lastRowFirstColumn="0" w:lastRowLastColumn="0"/>
+            </w:pPr>
+            <w:r>
+              <w:t>Entero</w:t>
+            </w:r>
+          </w:p>
+        </w:tc>
+        <w:tc>
+          <w:tcPr>
+            <w:tcW w:w="3068" w:type="dxa"/>
+          </w:tcPr>
+          <w:p>
+            <w:pPr>
+              <w:ind w:firstLine="0"/>
+              <w:cnfStyle w:val="000000000000" w:firstRow="0" w:lastRow="0" w:firstColumn="0" w:lastColumn="0" w:oddVBand="0" w:evenVBand="0" w:oddHBand="0" w:evenHBand="0" w:firstRowFirstColumn="0" w:firstRowLastColumn="0" w:lastRowFirstColumn="0" w:lastRowLastColumn="0"/>
+            </w:pPr>
+            <w:r>
+              <w:t>ID</w:t>
+            </w:r>
+          </w:p>
+        </w:tc>
+      </w:tr>
+      <w:tr>
+        <w:tc>
+          <w:tcPr>
+            <w:cnfStyle w:val="001000000000" w:firstRow="0" w:lastRow="0" w:firstColumn="1" w:lastColumn="0" w:oddVBand="0" w:evenVBand="0" w:oddHBand="0" w:evenHBand="0" w:firstRowFirstColumn="0" w:firstRowLastColumn="0" w:lastRowFirstColumn="0" w:lastRowLastColumn="0"/>
+            <w:tcW w:w="3067" w:type="dxa"/>
+          </w:tcPr>
+          <w:p>
+            <w:pPr>
+              <w:ind w:firstLine="0"/>
+            </w:pPr>
+            <w:r>
+              <w:lastRenderedPageBreak/>
+              <w:t>nombre</w:t>
+            </w:r>
+          </w:p>
+        </w:tc>
+        <w:tc>
+          <w:tcPr>
+            <w:tcW w:w="3068" w:type="dxa"/>
+          </w:tcPr>
+          <w:p>
+            <w:pPr>
+              <w:ind w:firstLine="0"/>
+              <w:cnfStyle w:val="000000000000" w:firstRow="0" w:lastRow="0" w:firstColumn="0" w:lastColumn="0" w:oddVBand="0" w:evenVBand="0" w:oddHBand="0" w:evenHBand="0" w:firstRowFirstColumn="0" w:firstRowLastColumn="0" w:lastRowFirstColumn="0" w:lastRowLastColumn="0"/>
+            </w:pPr>
+            <w:r>
+              <w:t>Texto</w:t>
+            </w:r>
+          </w:p>
+        </w:tc>
+        <w:tc>
+          <w:tcPr>
+            <w:tcW w:w="3068" w:type="dxa"/>
+          </w:tcPr>
+          <w:p>
+            <w:pPr>
+              <w:ind w:firstLine="0"/>
+              <w:cnfStyle w:val="000000000000" w:firstRow="0" w:lastRow="0" w:firstColumn="0" w:lastColumn="0" w:oddVBand="0" w:evenVBand="0" w:oddHBand="0" w:evenHBand="0" w:firstRowFirstColumn="0" w:firstRowLastColumn="0" w:lastRowFirstColumn="0" w:lastRowLastColumn="0"/>
+            </w:pPr>
+            <w:r>
+              <w:t>Nombre Empleado</w:t>
+            </w:r>
+          </w:p>
+        </w:tc>
+      </w:tr>
+      <w:tr>
+        <w:tc>
+          <w:tcPr>
+            <w:cnfStyle w:val="001000000000" w:firstRow="0" w:lastRow="0" w:firstColumn="1" w:lastColumn="0" w:oddVBand="0" w:evenVBand="0" w:oddHBand="0" w:evenHBand="0" w:firstRowFirstColumn="0" w:firstRowLastColumn="0" w:lastRowFirstColumn="0" w:lastRowLastColumn="0"/>
+            <w:tcW w:w="3067" w:type="dxa"/>
+          </w:tcPr>
+          <w:p>
+            <w:pPr>
+              <w:ind w:firstLine="0"/>
+            </w:pPr>
+            <w:proofErr w:type="spellStart"/>
+            <w:r>
+              <w:t>dias_disponibles</w:t>
+            </w:r>
+            <w:proofErr w:type="spellEnd"/>
+          </w:p>
+        </w:tc>
+        <w:tc>
+          <w:tcPr>
+            <w:tcW w:w="3068" w:type="dxa"/>
+          </w:tcPr>
+          <w:p>
+            <w:pPr>
+              <w:ind w:firstLine="0"/>
+              <w:cnfStyle w:val="000000000000" w:firstRow="0" w:lastRow="0" w:firstColumn="0" w:lastColumn="0" w:oddVBand="0" w:evenVBand="0" w:oddHBand="0" w:evenHBand="0" w:firstRowFirstColumn="0" w:firstRowLastColumn="0" w:lastRowFirstColumn="0" w:lastRowLastColumn="0"/>
+            </w:pPr>
+            <w:r>
+              <w:t>Entero</w:t>
+            </w:r>
+          </w:p>
+        </w:tc>
+        <w:tc>
+          <w:tcPr>
+            <w:tcW w:w="3068" w:type="dxa"/>
+          </w:tcPr>
+          <w:p>
+            <w:pPr>
+              <w:ind w:firstLine="0"/>
+              <w:cnfStyle w:val="000000000000" w:firstRow="0" w:lastRow="0" w:firstColumn="0" w:lastColumn="0" w:oddVBand="0" w:evenVBand="0" w:oddHBand="0" w:evenHBand="0" w:firstRowFirstColumn="0" w:firstRowLastColumn="0" w:lastRowFirstColumn="0" w:lastRowLastColumn="0"/>
+            </w:pPr>
+            <w:proofErr w:type="spellStart"/>
+            <w:r>
+              <w:t>Dias</w:t>
+            </w:r>
+            <w:proofErr w:type="spellEnd"/>
+            <w:r>
+              <w:t xml:space="preserve"> de vacaciones disponibles</w:t>
+            </w:r>
+          </w:p>
+        </w:tc>
+      </w:tr>
+    </w:tbl>
+    <w:p>
+      <w:pPr>
+        <w:ind w:firstLine="0"/>
+      </w:pPr>
+    </w:p>
+    <w:p>
+      <w:pPr>
+        <w:pStyle w:val="Ttulo2"/>
+      </w:pPr>
+      <w:r>
+        <w:t>Solicitud</w:t>
+      </w:r>
+    </w:p>
+    <w:tbl>
+      <w:tblPr>
+        <w:tblStyle w:val="Tablaconcuadrcula1clara"/>
+        <w:tblW w:w="0" w:type="auto"/>
+        <w:tblLook w:val="04A0" w:firstRow="1" w:lastRow="0" w:firstColumn="1" w:lastColumn="0" w:noHBand="0" w:noVBand="1"/>
+      </w:tblPr>
+      <w:tblGrid>
+        <w:gridCol w:w="3067"/>
+        <w:gridCol w:w="3068"/>
+        <w:gridCol w:w="3068"/>
+      </w:tblGrid>
+      <w:tr>
+        <w:trPr>
+          <w:cnfStyle w:val="100000000000" w:firstRow="1" w:lastRow="0" w:firstColumn="0" w:lastColumn="0" w:oddVBand="0" w:evenVBand="0" w:oddHBand="0" w:evenHBand="0" w:firstRowFirstColumn="0" w:firstRowLastColumn="0" w:lastRowFirstColumn="0" w:lastRowLastColumn="0"/>
+        </w:trPr>
+        <w:tc>
+          <w:tcPr>
+            <w:cnfStyle w:val="001000000000" w:firstRow="0" w:lastRow="0" w:firstColumn="1" w:lastColumn="0" w:oddVBand="0" w:evenVBand="0" w:oddHBand="0" w:evenHBand="0" w:firstRowFirstColumn="0" w:firstRowLastColumn="0" w:lastRowFirstColumn="0" w:lastRowLastColumn="0"/>
+            <w:tcW w:w="3067" w:type="dxa"/>
+          </w:tcPr>
+          <w:p>
+            <w:pPr>
+              <w:ind w:firstLine="0"/>
+            </w:pPr>
+            <w:r>
+              <w:rPr>
+                <w:b w:val="0"/>
+                <w:bCs w:val="0"/>
+              </w:rPr>
+              <w:t>Campo</w:t>
+            </w:r>
+          </w:p>
+        </w:tc>
+        <w:tc>
+          <w:tcPr>
+            <w:tcW w:w="3068" w:type="dxa"/>
+          </w:tcPr>
+          <w:p>
+            <w:pPr>
+              <w:ind w:firstLine="0"/>
+              <w:cnfStyle w:val="100000000000" w:firstRow="1" w:lastRow="0" w:firstColumn="0" w:lastColumn="0" w:oddVBand="0" w:evenVBand="0" w:oddHBand="0" w:evenHBand="0" w:firstRowFirstColumn="0" w:firstRowLastColumn="0" w:lastRowFirstColumn="0" w:lastRowLastColumn="0"/>
+            </w:pPr>
+            <w:r>
+              <w:t>Tipo</w:t>
+            </w:r>
+          </w:p>
+        </w:tc>
+        <w:tc>
+          <w:tcPr>
+            <w:tcW w:w="3068" w:type="dxa"/>
+          </w:tcPr>
+          <w:p>
+            <w:pPr>
+              <w:ind w:firstLine="0"/>
+              <w:cnfStyle w:val="100000000000" w:firstRow="1" w:lastRow="0" w:firstColumn="0" w:lastColumn="0" w:oddVBand="0" w:evenVBand="0" w:oddHBand="0" w:evenHBand="0" w:firstRowFirstColumn="0" w:firstRowLastColumn="0" w:lastRowFirstColumn="0" w:lastRowLastColumn="0"/>
+            </w:pPr>
+            <w:proofErr w:type="spellStart"/>
+            <w:r>
+              <w:t>Descripcion</w:t>
+            </w:r>
+            <w:proofErr w:type="spellEnd"/>
+          </w:p>
+        </w:tc>
+      </w:tr>
+      <w:tr>
+        <w:tc>
+          <w:tcPr>
+            <w:cnfStyle w:val="001000000000" w:firstRow="0" w:lastRow="0" w:firstColumn="1" w:lastColumn="0" w:oddVBand="0" w:evenVBand="0" w:oddHBand="0" w:evenHBand="0" w:firstRowFirstColumn="0" w:firstRowLastColumn="0" w:lastRowFirstColumn="0" w:lastRowLastColumn="0"/>
+            <w:tcW w:w="3067" w:type="dxa"/>
+          </w:tcPr>
+          <w:p>
+            <w:pPr>
+              <w:ind w:firstLine="0"/>
+            </w:pPr>
+            <w:r>
+              <w:t>Id</w:t>
+            </w:r>
+          </w:p>
+        </w:tc>
+        <w:tc>
+          <w:tcPr>
+            <w:tcW w:w="3068" w:type="dxa"/>
+          </w:tcPr>
+          <w:p>
+            <w:pPr>
+              <w:ind w:firstLine="0"/>
+              <w:cnfStyle w:val="000000000000" w:firstRow="0" w:lastRow="0" w:firstColumn="0" w:lastColumn="0" w:oddVBand="0" w:evenVBand="0" w:oddHBand="0" w:evenHBand="0" w:firstRowFirstColumn="0" w:firstRowLastColumn="0" w:lastRowFirstColumn="0" w:lastRowLastColumn="0"/>
+            </w:pPr>
+            <w:r>
+              <w:t>Entero</w:t>
+            </w:r>
+          </w:p>
+        </w:tc>
+        <w:tc>
+          <w:tcPr>
+            <w:tcW w:w="3068" w:type="dxa"/>
+          </w:tcPr>
+          <w:p>
+            <w:pPr>
+              <w:ind w:firstLine="0"/>
+              <w:cnfStyle w:val="000000000000" w:firstRow="0" w:lastRow="0" w:firstColumn="0" w:lastColumn="0" w:oddVBand="0" w:evenVBand="0" w:oddHBand="0" w:evenHBand="0" w:firstRowFirstColumn="0" w:firstRowLastColumn="0" w:lastRowFirstColumn="0" w:lastRowLastColumn="0"/>
+            </w:pPr>
+            <w:r>
+              <w:t>ID</w:t>
+            </w:r>
+          </w:p>
+        </w:tc>
+      </w:tr>
+      <w:tr>
+        <w:tc>
+          <w:tcPr>
+            <w:cnfStyle w:val="001000000000" w:firstRow="0" w:lastRow="0" w:firstColumn="1" w:lastColumn="0" w:oddVBand="0" w:evenVBand="0" w:oddHBand="0" w:evenHBand="0" w:firstRowFirstColumn="0" w:firstRowLastColumn="0" w:lastRowFirstColumn="0" w:lastRowLastColumn="0"/>
+            <w:tcW w:w="3067" w:type="dxa"/>
+          </w:tcPr>
+          <w:p>
+            <w:pPr>
+              <w:ind w:firstLine="0"/>
+            </w:pPr>
+            <w:r>
+              <w:t>Legajo</w:t>
+            </w:r>
+          </w:p>
+        </w:tc>
+        <w:tc>
+          <w:tcPr>
+            <w:tcW w:w="3068" w:type="dxa"/>
+          </w:tcPr>
+          <w:p>
+            <w:pPr>
+              <w:ind w:firstLine="0"/>
+              <w:cnfStyle w:val="000000000000" w:firstRow="0" w:lastRow="0" w:firstColumn="0" w:lastColumn="0" w:oddVBand="0" w:evenVBand="0" w:oddHBand="0" w:evenHBand="0" w:firstRowFirstColumn="0" w:firstRowLastColumn="0" w:lastRowFirstColumn="0" w:lastRowLastColumn="0"/>
+            </w:pPr>
+            <w:r>
+              <w:t>Entero</w:t>
+            </w:r>
+          </w:p>
+        </w:tc>
+        <w:tc>
+          <w:tcPr>
+            <w:tcW w:w="3068" w:type="dxa"/>
+          </w:tcPr>
+          <w:p>
+            <w:pPr>
+              <w:ind w:firstLine="0"/>
+              <w:cnfStyle w:val="000000000000" w:firstRow="0" w:lastRow="0" w:firstColumn="0" w:lastColumn="0" w:oddVBand="0" w:evenVBand="0" w:oddHBand="0" w:evenHBand="0" w:firstRowFirstColumn="0" w:firstRowLastColumn="0" w:lastRowFirstColumn="0" w:lastRowLastColumn="0"/>
+            </w:pPr>
+            <w:r>
+              <w:t>Empleado solicitante</w:t>
+            </w:r>
+          </w:p>
+        </w:tc>
+      </w:tr>
+      <w:tr>
+        <w:tc>
+          <w:tcPr>
+            <w:cnfStyle w:val="001000000000" w:firstRow="0" w:lastRow="0" w:firstColumn="1" w:lastColumn="0" w:oddVBand="0" w:evenVBand="0" w:oddHBand="0" w:evenHBand="0" w:firstRowFirstColumn="0" w:firstRowLastColumn="0" w:lastRowFirstColumn="0" w:lastRowLastColumn="0"/>
+            <w:tcW w:w="3067" w:type="dxa"/>
+          </w:tcPr>
+          <w:p>
+            <w:pPr>
+              <w:ind w:firstLine="0"/>
+            </w:pPr>
+            <w:proofErr w:type="spellStart"/>
+            <w:r>
+              <w:t>Dias_solicitados</w:t>
+            </w:r>
+            <w:proofErr w:type="spellEnd"/>
+          </w:p>
+        </w:tc>
+        <w:tc>
+          <w:tcPr>
+            <w:tcW w:w="3068" w:type="dxa"/>
+          </w:tcPr>
+          <w:p>
+            <w:pPr>
+              <w:ind w:firstLine="0"/>
+              <w:cnfStyle w:val="000000000000" w:firstRow="0" w:lastRow="0" w:firstColumn="0" w:lastColumn="0" w:oddVBand="0" w:evenVBand="0" w:oddHBand="0" w:evenHBand="0" w:firstRowFirstColumn="0" w:firstRowLastColumn="0" w:lastRowFirstColumn="0" w:lastRowLastColumn="0"/>
+            </w:pPr>
+            <w:r>
+              <w:t>Entero</w:t>
+            </w:r>
+          </w:p>
+        </w:tc>
+        <w:tc>
+          <w:tcPr>
+            <w:tcW w:w="3068" w:type="dxa"/>
+          </w:tcPr>
+          <w:p>
+            <w:pPr>
+              <w:ind w:firstLine="0"/>
+              <w:cnfStyle w:val="000000000000" w:firstRow="0" w:lastRow="0" w:firstColumn="0" w:lastColumn="0" w:oddVBand="0" w:evenVBand="0" w:oddHBand="0" w:evenHBand="0" w:firstRowFirstColumn="0" w:firstRowLastColumn="0" w:lastRowFirstColumn="0" w:lastRowLastColumn="0"/>
+            </w:pPr>
+            <w:r>
+              <w:t xml:space="preserve">Cantidad </w:t>
+            </w:r>
+            <w:proofErr w:type="spellStart"/>
+            <w:r>
+              <w:t>dias</w:t>
+            </w:r>
+            <w:proofErr w:type="spellEnd"/>
+            <w:r>
+              <w:t xml:space="preserve"> solicitados</w:t>
+            </w:r>
+          </w:p>
+        </w:tc>
+      </w:tr>
+      <w:tr>
+        <w:tc>
+          <w:tcPr>
+            <w:cnfStyle w:val="001000000000" w:firstRow="0" w:lastRow="0" w:firstColumn="1" w:lastColumn="0" w:oddVBand="0" w:evenVBand="0" w:oddHBand="0" w:evenHBand="0" w:firstRowFirstColumn="0" w:firstRowLastColumn="0" w:lastRowFirstColumn="0" w:lastRowLastColumn="0"/>
+            <w:tcW w:w="3067" w:type="dxa"/>
+          </w:tcPr>
+          <w:p>
+            <w:pPr>
+              <w:ind w:firstLine="0"/>
+            </w:pPr>
+            <w:r>
+              <w:t>Estado</w:t>
+            </w:r>
+          </w:p>
+        </w:tc>
+        <w:tc>
+          <w:tcPr>
+            <w:tcW w:w="3068" w:type="dxa"/>
+          </w:tcPr>
+          <w:p>
+            <w:pPr>
+              <w:ind w:firstLine="0"/>
+              <w:cnfStyle w:val="000000000000" w:firstRow="0" w:lastRow="0" w:firstColumn="0" w:lastColumn="0" w:oddVBand="0" w:evenVBand="0" w:oddHBand="0" w:evenHBand="0" w:firstRowFirstColumn="0" w:firstRowLastColumn="0" w:lastRowFirstColumn="0" w:lastRowLastColumn="0"/>
+            </w:pPr>
+            <w:r>
+              <w:t>Texto</w:t>
+            </w:r>
+          </w:p>
+        </w:tc>
+        <w:tc>
+          <w:tcPr>
+            <w:tcW w:w="3068" w:type="dxa"/>
+          </w:tcPr>
+          <w:p>
+            <w:pPr>
+              <w:ind w:firstLine="0"/>
+              <w:cnfStyle w:val="000000000000" w:firstRow="0" w:lastRow="0" w:firstColumn="0" w:lastColumn="0" w:oddVBand="0" w:evenVBand="0" w:oddHBand="0" w:evenHBand="0" w:firstRowFirstColumn="0" w:firstRowLastColumn="0" w:lastRowFirstColumn="0" w:lastRowLastColumn="0"/>
+            </w:pPr>
+            <w:r>
+              <w:t xml:space="preserve">Estado actual de la </w:t>
+            </w:r>
+            <w:proofErr w:type="spellStart"/>
+            <w:r>
+              <w:t>solicitd</w:t>
+            </w:r>
+            <w:proofErr w:type="spellEnd"/>
+          </w:p>
+        </w:tc>
+      </w:tr>
+    </w:tbl>
+    <w:p>
+      <w:r>
+        <w:t>Los estados posibles son:</w:t>
+      </w:r>
+    </w:p>
+    <w:p>
+      <w:pPr>
+        <w:pStyle w:val="Prrafodelista"/>
+        <w:numPr>
+          <w:ilvl w:val="0"/>
+          <w:numId w:val="10"/>
+        </w:numPr>
+      </w:pPr>
+      <w:r>
+        <w:t>APROBADA</w:t>
+      </w:r>
+    </w:p>
+    <w:p>
+      <w:pPr>
+        <w:pStyle w:val="Prrafodelista"/>
+        <w:numPr>
+          <w:ilvl w:val="0"/>
+          <w:numId w:val="10"/>
+        </w:numPr>
+      </w:pPr>
+      <w:r>
+        <w:t>RECHAZADA_SALDO_INSUFICIENTE</w:t>
+      </w:r>
+    </w:p>
+    <w:p>
+      <w:pPr>
+        <w:pStyle w:val="Prrafodelista"/>
+        <w:numPr>
+          <w:ilvl w:val="0"/>
+          <w:numId w:val="10"/>
+        </w:numPr>
+      </w:pPr>
+      <w:r>
+        <w:t>RECHAZADA_SUPERVISOR</w:t>
+      </w:r>
+    </w:p>
+    <w:p>
+      <w:pPr>
+        <w:pStyle w:val="Prrafodelista"/>
+        <w:numPr>
+          <w:ilvl w:val="0"/>
+          <w:numId w:val="10"/>
+        </w:numPr>
+      </w:pPr>
+      <w:r>
+        <w:t>EMPLEADO_INEXISTENTE</w:t>
+      </w:r>
     </w:p>
     <w:p>
       <w:pPr>
         <w:pStyle w:val="Ttulo1"/>
-        <w:ind w:firstLine="0"/>
-        <w:rPr>
-          <w:u w:val="single"/>
-        </w:rPr>
-      </w:pPr>
-      <w:bookmarkStart w:id="14" w:name="_Toc231235915"/>
-      <w:r>
-        <w:t>Referencias</w:t>
-      </w:r>
-      <w:bookmarkEnd w:id="14"/>
+      </w:pPr>
+      <w:r>
+        <w:t>9. Pruebas</w:t>
+      </w:r>
+    </w:p>
+    <w:p/>
+    <w:p>
+      <w:pPr>
+        <w:pStyle w:val="Ttulo1"/>
+      </w:pPr>
+      <w:r>
+        <w:t>10. IA Utilizada</w:t>
+      </w:r>
+    </w:p>
+    <w:p>
+      <w:r>
+        <w:t xml:space="preserve">Durante el desarrollo del trabajo se </w:t>
+      </w:r>
+      <w:proofErr w:type="spellStart"/>
+      <w:r>
+        <w:t>utilizo</w:t>
+      </w:r>
+      <w:proofErr w:type="spellEnd"/>
+      <w:r>
+        <w:t xml:space="preserve"> </w:t>
+      </w:r>
+      <w:proofErr w:type="spellStart"/>
+      <w:r>
+        <w:t>ChatGPT</w:t>
+      </w:r>
+      <w:proofErr w:type="spellEnd"/>
+      <w:r>
+        <w:t xml:space="preserve"> como herramienta de apoyo para el </w:t>
+      </w:r>
+      <w:proofErr w:type="spellStart"/>
+      <w:r>
+        <w:t>analisis</w:t>
+      </w:r>
+      <w:proofErr w:type="spellEnd"/>
+      <w:r>
+        <w:t xml:space="preserve"> del proceso, la </w:t>
+      </w:r>
+      <w:proofErr w:type="spellStart"/>
+      <w:r>
+        <w:t>elaboracion</w:t>
+      </w:r>
+      <w:proofErr w:type="spellEnd"/>
+      <w:r>
+        <w:t xml:space="preserve"> de la </w:t>
+      </w:r>
+      <w:proofErr w:type="spellStart"/>
+      <w:r>
+        <w:t>documentacion</w:t>
+      </w:r>
+      <w:proofErr w:type="spellEnd"/>
+      <w:r>
+        <w:t xml:space="preserve"> y la </w:t>
+      </w:r>
+      <w:proofErr w:type="spellStart"/>
+      <w:r>
+        <w:t>revision</w:t>
+      </w:r>
+      <w:proofErr w:type="spellEnd"/>
+      <w:r>
+        <w:t xml:space="preserve"> de la </w:t>
+      </w:r>
+      <w:proofErr w:type="spellStart"/>
+      <w:r>
+        <w:t>logica</w:t>
+      </w:r>
+      <w:proofErr w:type="spellEnd"/>
+      <w:r>
+        <w:t xml:space="preserve"> implementada.</w:t>
+      </w:r>
+    </w:p>
+    <w:p>
+      <w:pPr>
+        <w:pStyle w:val="Ttulo1"/>
+      </w:pPr>
+      <w:r>
+        <w:t>11. Conclusiones</w:t>
+      </w:r>
+    </w:p>
+    <w:p/>
+    <w:p>
+      <w:pPr>
+        <w:pStyle w:val="Ttulo1"/>
+      </w:pPr>
+      <w:r>
+        <w:t>12. Referencias</w:t>
+      </w:r>
     </w:p>
     <w:sectPr>
-      <w:headerReference w:type="even" r:id="rId8"/>
-      <w:headerReference w:type="default" r:id="rId9"/>
-      <w:footerReference w:type="even" r:id="rId10"/>
-      <w:footerReference w:type="default" r:id="rId11"/>
-      <w:headerReference w:type="first" r:id="rId12"/>
-      <w:footerReference w:type="first" r:id="rId13"/>
+      <w:headerReference w:type="even" r:id="rId9"/>
+      <w:headerReference w:type="default" r:id="rId10"/>
+      <w:footerReference w:type="even" r:id="rId11"/>
+      <w:footerReference w:type="default" r:id="rId12"/>
+      <w:headerReference w:type="first" r:id="rId13"/>
+      <w:footerReference w:type="first" r:id="rId14"/>
       <w:pgSz w:w="12240" w:h="15840"/>
       <w:pgMar w:top="1440" w:right="1587" w:bottom="1440" w:left="1440" w:header="720" w:footer="720" w:gutter="0"/>
       <w:pgNumType w:start="1"/>
@@ -1224,6 +2549,119 @@
 <file path=word/numbering.xml><?xml version="1.0" encoding="utf-8"?>
 <w:numbering xmlns:wpc="http://schemas.microsoft.com/office/word/2010/wordprocessingCanvas" xmlns:cx="http://schemas.microsoft.com/office/drawing/2014/chartex" xmlns:cx1="http://schemas.microsoft.com/office/drawing/2015/9/8/chartex" xmlns:cx2="http://schemas.microsoft.com/office/drawing/2015/10/21/chartex" xmlns:cx3="http://schemas.microsoft.com/office/drawing/2016/5/9/chartex" xmlns:cx4="http://schemas.microsoft.com/office/drawing/2016/5/10/chartex" xmlns:cx5="http://schemas.microsoft.com/office/drawing/2016/5/11/chartex" xmlns:cx6="http://schemas.microsoft.com/office/drawing/2016/5/12/chartex" xmlns:cx7="http://schemas.microsoft.com/office/drawing/2016/5/13/chartex" xmlns:cx8="http://schemas.microsoft.com/office/drawing/2016/5/14/chartex" xmlns:mc="http://schemas.openxmlformats.org/markup-compatibility/2006" xmlns:aink="http://schemas.microsoft.com/office/drawing/2016/ink" xmlns:am3d="http://schemas.microsoft.com/office/drawing/2017/model3d" xmlns:o="urn:schemas-microsoft-com:office:office" xmlns:oel="http://schemas.microsoft.com/office/2019/extlst" xmlns:r="http://schemas.openxmlformats.org/officeDocument/2006/relationships" xmlns:m="http://schemas.openxmlformats.org/officeDocument/2006/math" xmlns:v="urn:schemas-microsoft-com:vml" xmlns:wp14="http://schemas.microsoft.com/office/word/2010/wordprocessingDrawing" xmlns:wp="http://schemas.openxmlformats.org/drawingml/2006/wordprocessingDrawing" xmlns:w10="urn:schemas-microsoft-com:office:word" xmlns:w="http://schemas.openxmlformats.org/wordprocessingml/2006/main" xmlns:w14="http://schemas.microsoft.com/office/word/2010/wordml" xmlns:w15="http://schemas.microsoft.com/office/word/2012/wordml" xmlns:w16cex="http://schemas.microsoft.com/office/word/2018/wordml/cex" xmlns:w16cid="http://schemas.microsoft.com/office/word/2016/wordml/cid" xmlns:w16="http://schemas.microsoft.com/office/word/2018/wordml" xmlns:w16du="http://schemas.microsoft.com/office/word/2023/wordml/word16du" xmlns:w16sdtdh="http://schemas.microsoft.com/office/word/2020/wordml/sdtdatahash" xmlns:w16sdtfl="http://schemas.microsoft.com/office/word/2024/wordml/sdtformatlock" xmlns:w16se="http://schemas.microsoft.com/office/word/2015/wordml/symex" xmlns:wpg="http://schemas.microsoft.com/office/word/2010/wordprocessingGroup" xmlns:wpi="http://schemas.microsoft.com/office/word/2010/wordprocessingInk" xmlns:wne="http://schemas.microsoft.com/office/word/2006/wordml" xmlns:wps="http://schemas.microsoft.com/office/word/2010/wordprocessingShape" mc:Ignorable="w14 w15 w16se w16cid w16 w16cex w16sdtdh w16sdtfl w16du wp14">
   <w:abstractNum w:abstractNumId="0" w15:restartNumberingAfterBreak="0">
+    <w:nsid w:val="15CF50F4"/>
+    <w:multiLevelType w:val="hybridMultilevel"/>
+    <w:tmpl w:val="E3942BA0"/>
+    <w:lvl w:ilvl="0" w:tplc="2C0A0001">
+      <w:start w:val="1"/>
+      <w:numFmt w:val="bullet"/>
+      <w:lvlText w:val=""/>
+      <w:lvlJc w:val="left"/>
+      <w:pPr>
+        <w:ind w:left="1440" w:hanging="360"/>
+      </w:pPr>
+      <w:rPr>
+        <w:rFonts w:ascii="Symbol" w:hAnsi="Symbol" w:hint="default"/>
+      </w:rPr>
+    </w:lvl>
+    <w:lvl w:ilvl="1" w:tplc="2C0A0003" w:tentative="1">
+      <w:start w:val="1"/>
+      <w:numFmt w:val="bullet"/>
+      <w:lvlText w:val="o"/>
+      <w:lvlJc w:val="left"/>
+      <w:pPr>
+        <w:ind w:left="2160" w:hanging="360"/>
+      </w:pPr>
+      <w:rPr>
+        <w:rFonts w:ascii="Courier New" w:hAnsi="Courier New" w:cs="Courier New" w:hint="default"/>
+      </w:rPr>
+    </w:lvl>
+    <w:lvl w:ilvl="2" w:tplc="2C0A0005" w:tentative="1">
+      <w:start w:val="1"/>
+      <w:numFmt w:val="bullet"/>
+      <w:lvlText w:val=""/>
+      <w:lvlJc w:val="left"/>
+      <w:pPr>
+        <w:ind w:left="2880" w:hanging="360"/>
+      </w:pPr>
+      <w:rPr>
+        <w:rFonts w:ascii="Wingdings" w:hAnsi="Wingdings" w:hint="default"/>
+      </w:rPr>
+    </w:lvl>
+    <w:lvl w:ilvl="3" w:tplc="2C0A0001" w:tentative="1">
+      <w:start w:val="1"/>
+      <w:numFmt w:val="bullet"/>
+      <w:lvlText w:val=""/>
+      <w:lvlJc w:val="left"/>
+      <w:pPr>
+        <w:ind w:left="3600" w:hanging="360"/>
+      </w:pPr>
+      <w:rPr>
+        <w:rFonts w:ascii="Symbol" w:hAnsi="Symbol" w:hint="default"/>
+      </w:rPr>
+    </w:lvl>
+    <w:lvl w:ilvl="4" w:tplc="2C0A0003" w:tentative="1">
+      <w:start w:val="1"/>
+      <w:numFmt w:val="bullet"/>
+      <w:lvlText w:val="o"/>
+      <w:lvlJc w:val="left"/>
+      <w:pPr>
+        <w:ind w:left="4320" w:hanging="360"/>
+      </w:pPr>
+      <w:rPr>
+        <w:rFonts w:ascii="Courier New" w:hAnsi="Courier New" w:cs="Courier New" w:hint="default"/>
+      </w:rPr>
+    </w:lvl>
+    <w:lvl w:ilvl="5" w:tplc="2C0A0005" w:tentative="1">
+      <w:start w:val="1"/>
+      <w:numFmt w:val="bullet"/>
+      <w:lvlText w:val=""/>
+      <w:lvlJc w:val="left"/>
+      <w:pPr>
+        <w:ind w:left="5040" w:hanging="360"/>
+      </w:pPr>
+      <w:rPr>
+        <w:rFonts w:ascii="Wingdings" w:hAnsi="Wingdings" w:hint="default"/>
+      </w:rPr>
+    </w:lvl>
+    <w:lvl w:ilvl="6" w:tplc="2C0A0001" w:tentative="1">
+      <w:start w:val="1"/>
+      <w:numFmt w:val="bullet"/>
+      <w:lvlText w:val=""/>
+      <w:lvlJc w:val="left"/>
+      <w:pPr>
+        <w:ind w:left="5760" w:hanging="360"/>
+      </w:pPr>
+      <w:rPr>
+        <w:rFonts w:ascii="Symbol" w:hAnsi="Symbol" w:hint="default"/>
+      </w:rPr>
+    </w:lvl>
+    <w:lvl w:ilvl="7" w:tplc="2C0A0003" w:tentative="1">
+      <w:start w:val="1"/>
+      <w:numFmt w:val="bullet"/>
+      <w:lvlText w:val="o"/>
+      <w:lvlJc w:val="left"/>
+      <w:pPr>
+        <w:ind w:left="6480" w:hanging="360"/>
+      </w:pPr>
+      <w:rPr>
+        <w:rFonts w:ascii="Courier New" w:hAnsi="Courier New" w:cs="Courier New" w:hint="default"/>
+      </w:rPr>
+    </w:lvl>
+    <w:lvl w:ilvl="8" w:tplc="2C0A0005" w:tentative="1">
+      <w:start w:val="1"/>
+      <w:numFmt w:val="bullet"/>
+      <w:lvlText w:val=""/>
+      <w:lvlJc w:val="left"/>
+      <w:pPr>
+        <w:ind w:left="7200" w:hanging="360"/>
+      </w:pPr>
+      <w:rPr>
+        <w:rFonts w:ascii="Wingdings" w:hAnsi="Wingdings" w:hint="default"/>
+      </w:rPr>
+    </w:lvl>
+  </w:abstractNum>
+  <w:abstractNum w:abstractNumId="1" w15:restartNumberingAfterBreak="0">
     <w:nsid w:val="1AF300C4"/>
     <w:multiLevelType w:val="hybridMultilevel"/>
     <w:tmpl w:val="2BEEC1A4"/>
@@ -1336,7 +2774,7 @@
       </w:rPr>
     </w:lvl>
   </w:abstractNum>
-  <w:abstractNum w:abstractNumId="1" w15:restartNumberingAfterBreak="0">
+  <w:abstractNum w:abstractNumId="2" w15:restartNumberingAfterBreak="0">
     <w:nsid w:val="2B912353"/>
     <w:multiLevelType w:val="hybridMultilevel"/>
     <w:tmpl w:val="BCE09574"/>
@@ -1449,7 +2887,7 @@
       </w:rPr>
     </w:lvl>
   </w:abstractNum>
-  <w:abstractNum w:abstractNumId="2" w15:restartNumberingAfterBreak="0">
+  <w:abstractNum w:abstractNumId="3" w15:restartNumberingAfterBreak="0">
     <w:nsid w:val="33E64959"/>
     <w:multiLevelType w:val="hybridMultilevel"/>
     <w:tmpl w:val="65725560"/>
@@ -1562,7 +3000,233 @@
       </w:rPr>
     </w:lvl>
   </w:abstractNum>
-  <w:abstractNum w:abstractNumId="3" w15:restartNumberingAfterBreak="0">
+  <w:abstractNum w:abstractNumId="4" w15:restartNumberingAfterBreak="0">
+    <w:nsid w:val="410F1F05"/>
+    <w:multiLevelType w:val="hybridMultilevel"/>
+    <w:tmpl w:val="8B629898"/>
+    <w:lvl w:ilvl="0" w:tplc="2C0A0001">
+      <w:start w:val="1"/>
+      <w:numFmt w:val="bullet"/>
+      <w:lvlText w:val=""/>
+      <w:lvlJc w:val="left"/>
+      <w:pPr>
+        <w:ind w:left="1440" w:hanging="360"/>
+      </w:pPr>
+      <w:rPr>
+        <w:rFonts w:ascii="Symbol" w:hAnsi="Symbol" w:hint="default"/>
+      </w:rPr>
+    </w:lvl>
+    <w:lvl w:ilvl="1" w:tplc="2C0A0003" w:tentative="1">
+      <w:start w:val="1"/>
+      <w:numFmt w:val="bullet"/>
+      <w:lvlText w:val="o"/>
+      <w:lvlJc w:val="left"/>
+      <w:pPr>
+        <w:ind w:left="2160" w:hanging="360"/>
+      </w:pPr>
+      <w:rPr>
+        <w:rFonts w:ascii="Courier New" w:hAnsi="Courier New" w:cs="Courier New" w:hint="default"/>
+      </w:rPr>
+    </w:lvl>
+    <w:lvl w:ilvl="2" w:tplc="2C0A0005" w:tentative="1">
+      <w:start w:val="1"/>
+      <w:numFmt w:val="bullet"/>
+      <w:lvlText w:val=""/>
+      <w:lvlJc w:val="left"/>
+      <w:pPr>
+        <w:ind w:left="2880" w:hanging="360"/>
+      </w:pPr>
+      <w:rPr>
+        <w:rFonts w:ascii="Wingdings" w:hAnsi="Wingdings" w:hint="default"/>
+      </w:rPr>
+    </w:lvl>
+    <w:lvl w:ilvl="3" w:tplc="2C0A0001" w:tentative="1">
+      <w:start w:val="1"/>
+      <w:numFmt w:val="bullet"/>
+      <w:lvlText w:val=""/>
+      <w:lvlJc w:val="left"/>
+      <w:pPr>
+        <w:ind w:left="3600" w:hanging="360"/>
+      </w:pPr>
+      <w:rPr>
+        <w:rFonts w:ascii="Symbol" w:hAnsi="Symbol" w:hint="default"/>
+      </w:rPr>
+    </w:lvl>
+    <w:lvl w:ilvl="4" w:tplc="2C0A0003" w:tentative="1">
+      <w:start w:val="1"/>
+      <w:numFmt w:val="bullet"/>
+      <w:lvlText w:val="o"/>
+      <w:lvlJc w:val="left"/>
+      <w:pPr>
+        <w:ind w:left="4320" w:hanging="360"/>
+      </w:pPr>
+      <w:rPr>
+        <w:rFonts w:ascii="Courier New" w:hAnsi="Courier New" w:cs="Courier New" w:hint="default"/>
+      </w:rPr>
+    </w:lvl>
+    <w:lvl w:ilvl="5" w:tplc="2C0A0005" w:tentative="1">
+      <w:start w:val="1"/>
+      <w:numFmt w:val="bullet"/>
+      <w:lvlText w:val=""/>
+      <w:lvlJc w:val="left"/>
+      <w:pPr>
+        <w:ind w:left="5040" w:hanging="360"/>
+      </w:pPr>
+      <w:rPr>
+        <w:rFonts w:ascii="Wingdings" w:hAnsi="Wingdings" w:hint="default"/>
+      </w:rPr>
+    </w:lvl>
+    <w:lvl w:ilvl="6" w:tplc="2C0A0001" w:tentative="1">
+      <w:start w:val="1"/>
+      <w:numFmt w:val="bullet"/>
+      <w:lvlText w:val=""/>
+      <w:lvlJc w:val="left"/>
+      <w:pPr>
+        <w:ind w:left="5760" w:hanging="360"/>
+      </w:pPr>
+      <w:rPr>
+        <w:rFonts w:ascii="Symbol" w:hAnsi="Symbol" w:hint="default"/>
+      </w:rPr>
+    </w:lvl>
+    <w:lvl w:ilvl="7" w:tplc="2C0A0003" w:tentative="1">
+      <w:start w:val="1"/>
+      <w:numFmt w:val="bullet"/>
+      <w:lvlText w:val="o"/>
+      <w:lvlJc w:val="left"/>
+      <w:pPr>
+        <w:ind w:left="6480" w:hanging="360"/>
+      </w:pPr>
+      <w:rPr>
+        <w:rFonts w:ascii="Courier New" w:hAnsi="Courier New" w:cs="Courier New" w:hint="default"/>
+      </w:rPr>
+    </w:lvl>
+    <w:lvl w:ilvl="8" w:tplc="2C0A0005" w:tentative="1">
+      <w:start w:val="1"/>
+      <w:numFmt w:val="bullet"/>
+      <w:lvlText w:val=""/>
+      <w:lvlJc w:val="left"/>
+      <w:pPr>
+        <w:ind w:left="7200" w:hanging="360"/>
+      </w:pPr>
+      <w:rPr>
+        <w:rFonts w:ascii="Wingdings" w:hAnsi="Wingdings" w:hint="default"/>
+      </w:rPr>
+    </w:lvl>
+  </w:abstractNum>
+  <w:abstractNum w:abstractNumId="5" w15:restartNumberingAfterBreak="0">
+    <w:nsid w:val="413670F5"/>
+    <w:multiLevelType w:val="hybridMultilevel"/>
+    <w:tmpl w:val="7D56CB80"/>
+    <w:lvl w:ilvl="0" w:tplc="2C0A0001">
+      <w:start w:val="1"/>
+      <w:numFmt w:val="bullet"/>
+      <w:lvlText w:val=""/>
+      <w:lvlJc w:val="left"/>
+      <w:pPr>
+        <w:ind w:left="1440" w:hanging="360"/>
+      </w:pPr>
+      <w:rPr>
+        <w:rFonts w:ascii="Symbol" w:hAnsi="Symbol" w:hint="default"/>
+      </w:rPr>
+    </w:lvl>
+    <w:lvl w:ilvl="1" w:tplc="2C0A0003" w:tentative="1">
+      <w:start w:val="1"/>
+      <w:numFmt w:val="bullet"/>
+      <w:lvlText w:val="o"/>
+      <w:lvlJc w:val="left"/>
+      <w:pPr>
+        <w:ind w:left="2160" w:hanging="360"/>
+      </w:pPr>
+      <w:rPr>
+        <w:rFonts w:ascii="Courier New" w:hAnsi="Courier New" w:cs="Courier New" w:hint="default"/>
+      </w:rPr>
+    </w:lvl>
+    <w:lvl w:ilvl="2" w:tplc="2C0A0005" w:tentative="1">
+      <w:start w:val="1"/>
+      <w:numFmt w:val="bullet"/>
+      <w:lvlText w:val=""/>
+      <w:lvlJc w:val="left"/>
+      <w:pPr>
+        <w:ind w:left="2880" w:hanging="360"/>
+      </w:pPr>
+      <w:rPr>
+        <w:rFonts w:ascii="Wingdings" w:hAnsi="Wingdings" w:hint="default"/>
+      </w:rPr>
+    </w:lvl>
+    <w:lvl w:ilvl="3" w:tplc="2C0A0001" w:tentative="1">
+      <w:start w:val="1"/>
+      <w:numFmt w:val="bullet"/>
+      <w:lvlText w:val=""/>
+      <w:lvlJc w:val="left"/>
+      <w:pPr>
+        <w:ind w:left="3600" w:hanging="360"/>
+      </w:pPr>
+      <w:rPr>
+        <w:rFonts w:ascii="Symbol" w:hAnsi="Symbol" w:hint="default"/>
+      </w:rPr>
+    </w:lvl>
+    <w:lvl w:ilvl="4" w:tplc="2C0A0003" w:tentative="1">
+      <w:start w:val="1"/>
+      <w:numFmt w:val="bullet"/>
+      <w:lvlText w:val="o"/>
+      <w:lvlJc w:val="left"/>
+      <w:pPr>
+        <w:ind w:left="4320" w:hanging="360"/>
+      </w:pPr>
+      <w:rPr>
+        <w:rFonts w:ascii="Courier New" w:hAnsi="Courier New" w:cs="Courier New" w:hint="default"/>
+      </w:rPr>
+    </w:lvl>
+    <w:lvl w:ilvl="5" w:tplc="2C0A0005" w:tentative="1">
+      <w:start w:val="1"/>
+      <w:numFmt w:val="bullet"/>
+      <w:lvlText w:val=""/>
+      <w:lvlJc w:val="left"/>
+      <w:pPr>
+        <w:ind w:left="5040" w:hanging="360"/>
+      </w:pPr>
+      <w:rPr>
+        <w:rFonts w:ascii="Wingdings" w:hAnsi="Wingdings" w:hint="default"/>
+      </w:rPr>
+    </w:lvl>
+    <w:lvl w:ilvl="6" w:tplc="2C0A0001" w:tentative="1">
+      <w:start w:val="1"/>
+      <w:numFmt w:val="bullet"/>
+      <w:lvlText w:val=""/>
+      <w:lvlJc w:val="left"/>
+      <w:pPr>
+        <w:ind w:left="5760" w:hanging="360"/>
+      </w:pPr>
+      <w:rPr>
+        <w:rFonts w:ascii="Symbol" w:hAnsi="Symbol" w:hint="default"/>
+      </w:rPr>
+    </w:lvl>
+    <w:lvl w:ilvl="7" w:tplc="2C0A0003" w:tentative="1">
+      <w:start w:val="1"/>
+      <w:numFmt w:val="bullet"/>
+      <w:lvlText w:val="o"/>
+      <w:lvlJc w:val="left"/>
+      <w:pPr>
+        <w:ind w:left="6480" w:hanging="360"/>
+      </w:pPr>
+      <w:rPr>
+        <w:rFonts w:ascii="Courier New" w:hAnsi="Courier New" w:cs="Courier New" w:hint="default"/>
+      </w:rPr>
+    </w:lvl>
+    <w:lvl w:ilvl="8" w:tplc="2C0A0005" w:tentative="1">
+      <w:start w:val="1"/>
+      <w:numFmt w:val="bullet"/>
+      <w:lvlText w:val=""/>
+      <w:lvlJc w:val="left"/>
+      <w:pPr>
+        <w:ind w:left="7200" w:hanging="360"/>
+      </w:pPr>
+      <w:rPr>
+        <w:rFonts w:ascii="Wingdings" w:hAnsi="Wingdings" w:hint="default"/>
+      </w:rPr>
+    </w:lvl>
+  </w:abstractNum>
+  <w:abstractNum w:abstractNumId="6" w15:restartNumberingAfterBreak="0">
     <w:nsid w:val="57D5459A"/>
     <w:multiLevelType w:val="hybridMultilevel"/>
     <w:tmpl w:val="F6689B9A"/>
@@ -1675,7 +3339,7 @@
       </w:rPr>
     </w:lvl>
   </w:abstractNum>
-  <w:abstractNum w:abstractNumId="4" w15:restartNumberingAfterBreak="0">
+  <w:abstractNum w:abstractNumId="7" w15:restartNumberingAfterBreak="0">
     <w:nsid w:val="5C916D62"/>
     <w:multiLevelType w:val="multilevel"/>
     <w:tmpl w:val="BFFEF902"/>
@@ -1788,7 +3452,7 @@
       </w:rPr>
     </w:lvl>
   </w:abstractNum>
-  <w:abstractNum w:abstractNumId="5" w15:restartNumberingAfterBreak="0">
+  <w:abstractNum w:abstractNumId="8" w15:restartNumberingAfterBreak="0">
     <w:nsid w:val="77721BE3"/>
     <w:multiLevelType w:val="hybridMultilevel"/>
     <w:tmpl w:val="0DEEE26E"/>
@@ -1901,23 +3565,148 @@
       </w:rPr>
     </w:lvl>
   </w:abstractNum>
+  <w:abstractNum w:abstractNumId="9" w15:restartNumberingAfterBreak="0">
+    <w:nsid w:val="7F6464CB"/>
+    <w:multiLevelType w:val="hybridMultilevel"/>
+    <w:tmpl w:val="305CC568"/>
+    <w:lvl w:ilvl="0" w:tplc="2C0A0001">
+      <w:start w:val="1"/>
+      <w:numFmt w:val="bullet"/>
+      <w:lvlText w:val=""/>
+      <w:lvlJc w:val="left"/>
+      <w:pPr>
+        <w:ind w:left="1440" w:hanging="360"/>
+      </w:pPr>
+      <w:rPr>
+        <w:rFonts w:ascii="Symbol" w:hAnsi="Symbol" w:hint="default"/>
+      </w:rPr>
+    </w:lvl>
+    <w:lvl w:ilvl="1" w:tplc="2C0A0003" w:tentative="1">
+      <w:start w:val="1"/>
+      <w:numFmt w:val="bullet"/>
+      <w:lvlText w:val="o"/>
+      <w:lvlJc w:val="left"/>
+      <w:pPr>
+        <w:ind w:left="2160" w:hanging="360"/>
+      </w:pPr>
+      <w:rPr>
+        <w:rFonts w:ascii="Courier New" w:hAnsi="Courier New" w:cs="Courier New" w:hint="default"/>
+      </w:rPr>
+    </w:lvl>
+    <w:lvl w:ilvl="2" w:tplc="2C0A0005" w:tentative="1">
+      <w:start w:val="1"/>
+      <w:numFmt w:val="bullet"/>
+      <w:lvlText w:val=""/>
+      <w:lvlJc w:val="left"/>
+      <w:pPr>
+        <w:ind w:left="2880" w:hanging="360"/>
+      </w:pPr>
+      <w:rPr>
+        <w:rFonts w:ascii="Wingdings" w:hAnsi="Wingdings" w:hint="default"/>
+      </w:rPr>
+    </w:lvl>
+    <w:lvl w:ilvl="3" w:tplc="2C0A0001" w:tentative="1">
+      <w:start w:val="1"/>
+      <w:numFmt w:val="bullet"/>
+      <w:lvlText w:val=""/>
+      <w:lvlJc w:val="left"/>
+      <w:pPr>
+        <w:ind w:left="3600" w:hanging="360"/>
+      </w:pPr>
+      <w:rPr>
+        <w:rFonts w:ascii="Symbol" w:hAnsi="Symbol" w:hint="default"/>
+      </w:rPr>
+    </w:lvl>
+    <w:lvl w:ilvl="4" w:tplc="2C0A0003" w:tentative="1">
+      <w:start w:val="1"/>
+      <w:numFmt w:val="bullet"/>
+      <w:lvlText w:val="o"/>
+      <w:lvlJc w:val="left"/>
+      <w:pPr>
+        <w:ind w:left="4320" w:hanging="360"/>
+      </w:pPr>
+      <w:rPr>
+        <w:rFonts w:ascii="Courier New" w:hAnsi="Courier New" w:cs="Courier New" w:hint="default"/>
+      </w:rPr>
+    </w:lvl>
+    <w:lvl w:ilvl="5" w:tplc="2C0A0005" w:tentative="1">
+      <w:start w:val="1"/>
+      <w:numFmt w:val="bullet"/>
+      <w:lvlText w:val=""/>
+      <w:lvlJc w:val="left"/>
+      <w:pPr>
+        <w:ind w:left="5040" w:hanging="360"/>
+      </w:pPr>
+      <w:rPr>
+        <w:rFonts w:ascii="Wingdings" w:hAnsi="Wingdings" w:hint="default"/>
+      </w:rPr>
+    </w:lvl>
+    <w:lvl w:ilvl="6" w:tplc="2C0A0001" w:tentative="1">
+      <w:start w:val="1"/>
+      <w:numFmt w:val="bullet"/>
+      <w:lvlText w:val=""/>
+      <w:lvlJc w:val="left"/>
+      <w:pPr>
+        <w:ind w:left="5760" w:hanging="360"/>
+      </w:pPr>
+      <w:rPr>
+        <w:rFonts w:ascii="Symbol" w:hAnsi="Symbol" w:hint="default"/>
+      </w:rPr>
+    </w:lvl>
+    <w:lvl w:ilvl="7" w:tplc="2C0A0003" w:tentative="1">
+      <w:start w:val="1"/>
+      <w:numFmt w:val="bullet"/>
+      <w:lvlText w:val="o"/>
+      <w:lvlJc w:val="left"/>
+      <w:pPr>
+        <w:ind w:left="6480" w:hanging="360"/>
+      </w:pPr>
+      <w:rPr>
+        <w:rFonts w:ascii="Courier New" w:hAnsi="Courier New" w:cs="Courier New" w:hint="default"/>
+      </w:rPr>
+    </w:lvl>
+    <w:lvl w:ilvl="8" w:tplc="2C0A0005" w:tentative="1">
+      <w:start w:val="1"/>
+      <w:numFmt w:val="bullet"/>
+      <w:lvlText w:val=""/>
+      <w:lvlJc w:val="left"/>
+      <w:pPr>
+        <w:ind w:left="7200" w:hanging="360"/>
+      </w:pPr>
+      <w:rPr>
+        <w:rFonts w:ascii="Wingdings" w:hAnsi="Wingdings" w:hint="default"/>
+      </w:rPr>
+    </w:lvl>
+  </w:abstractNum>
   <w:num w:numId="1" w16cid:durableId="1286307220">
-    <w:abstractNumId w:val="4"/>
+    <w:abstractNumId w:val="7"/>
   </w:num>
   <w:num w:numId="2" w16cid:durableId="1658455437">
+    <w:abstractNumId w:val="3"/>
+  </w:num>
+  <w:num w:numId="3" w16cid:durableId="1272125155">
     <w:abstractNumId w:val="2"/>
   </w:num>
-  <w:num w:numId="3" w16cid:durableId="1272125155">
+  <w:num w:numId="4" w16cid:durableId="873276274">
+    <w:abstractNumId w:val="8"/>
+  </w:num>
+  <w:num w:numId="5" w16cid:durableId="1057314098">
     <w:abstractNumId w:val="1"/>
   </w:num>
-  <w:num w:numId="4" w16cid:durableId="873276274">
+  <w:num w:numId="6" w16cid:durableId="554777011">
+    <w:abstractNumId w:val="6"/>
+  </w:num>
+  <w:num w:numId="7" w16cid:durableId="652954785">
+    <w:abstractNumId w:val="9"/>
+  </w:num>
+  <w:num w:numId="8" w16cid:durableId="179050907">
+    <w:abstractNumId w:val="0"/>
+  </w:num>
+  <w:num w:numId="9" w16cid:durableId="92287777">
     <w:abstractNumId w:val="5"/>
   </w:num>
-  <w:num w:numId="5" w16cid:durableId="1057314098">
-    <w:abstractNumId w:val="0"/>
-  </w:num>
-  <w:num w:numId="6" w16cid:durableId="554777011">
-    <w:abstractNumId w:val="3"/>
+  <w:num w:numId="10" w16cid:durableId="689263502">
+    <w:abstractNumId w:val="4"/>
   </w:num>
 </w:numbering>
 </file>
@@ -2657,6 +4446,101 @@
       <w:u w:val="single"/>
     </w:rPr>
   </w:style>
+  <w:style w:type="paragraph" w:styleId="Descripcin">
+    <w:name w:val="caption"/>
+    <w:basedOn w:val="Normal"/>
+    <w:next w:val="Normal"/>
+    <w:uiPriority w:val="35"/>
+    <w:unhideWhenUsed/>
+    <w:qFormat/>
+    <w:rsid w:val="00773D79"/>
+    <w:pPr>
+      <w:spacing w:after="200" w:line="240" w:lineRule="auto"/>
+    </w:pPr>
+    <w:rPr>
+      <w:i/>
+      <w:iCs/>
+      <w:color w:val="1F497D" w:themeColor="text2"/>
+      <w:sz w:val="18"/>
+      <w:szCs w:val="18"/>
+    </w:rPr>
+  </w:style>
+  <w:style w:type="table" w:styleId="Tablaconcuadrcula">
+    <w:name w:val="Table Grid"/>
+    <w:basedOn w:val="Tablanormal"/>
+    <w:uiPriority w:val="39"/>
+    <w:rsid w:val="00E5396B"/>
+    <w:pPr>
+      <w:spacing w:line="240" w:lineRule="auto"/>
+    </w:pPr>
+    <w:tblPr>
+      <w:tblBorders>
+        <w:top w:val="single" w:sz="4" w:space="0" w:color="auto"/>
+        <w:left w:val="single" w:sz="4" w:space="0" w:color="auto"/>
+        <w:bottom w:val="single" w:sz="4" w:space="0" w:color="auto"/>
+        <w:right w:val="single" w:sz="4" w:space="0" w:color="auto"/>
+        <w:insideH w:val="single" w:sz="4" w:space="0" w:color="auto"/>
+        <w:insideV w:val="single" w:sz="4" w:space="0" w:color="auto"/>
+      </w:tblBorders>
+    </w:tblPr>
+  </w:style>
+  <w:style w:type="table" w:styleId="Tablaconcuadrcula1clara">
+    <w:name w:val="Grid Table 1 Light"/>
+    <w:basedOn w:val="Tablanormal"/>
+    <w:uiPriority w:val="46"/>
+    <w:rsid w:val="00E5396B"/>
+    <w:pPr>
+      <w:spacing w:line="240" w:lineRule="auto"/>
+    </w:pPr>
+    <w:tblPr>
+      <w:tblStyleRowBandSize w:val="1"/>
+      <w:tblStyleColBandSize w:val="1"/>
+      <w:tblBorders>
+        <w:top w:val="single" w:sz="4" w:space="0" w:color="999999" w:themeColor="text1" w:themeTint="66"/>
+        <w:left w:val="single" w:sz="4" w:space="0" w:color="999999" w:themeColor="text1" w:themeTint="66"/>
+        <w:bottom w:val="single" w:sz="4" w:space="0" w:color="999999" w:themeColor="text1" w:themeTint="66"/>
+        <w:right w:val="single" w:sz="4" w:space="0" w:color="999999" w:themeColor="text1" w:themeTint="66"/>
+        <w:insideH w:val="single" w:sz="4" w:space="0" w:color="999999" w:themeColor="text1" w:themeTint="66"/>
+        <w:insideV w:val="single" w:sz="4" w:space="0" w:color="999999" w:themeColor="text1" w:themeTint="66"/>
+      </w:tblBorders>
+    </w:tblPr>
+    <w:tblStylePr w:type="firstRow">
+      <w:rPr>
+        <w:b/>
+        <w:bCs/>
+      </w:rPr>
+      <w:tblPr/>
+      <w:tcPr>
+        <w:tcBorders>
+          <w:bottom w:val="single" w:sz="12" w:space="0" w:color="666666" w:themeColor="text1" w:themeTint="99"/>
+        </w:tcBorders>
+      </w:tcPr>
+    </w:tblStylePr>
+    <w:tblStylePr w:type="lastRow">
+      <w:rPr>
+        <w:b/>
+        <w:bCs/>
+      </w:rPr>
+      <w:tblPr/>
+      <w:tcPr>
+        <w:tcBorders>
+          <w:top w:val="double" w:sz="2" w:space="0" w:color="666666" w:themeColor="text1" w:themeTint="99"/>
+        </w:tcBorders>
+      </w:tcPr>
+    </w:tblStylePr>
+    <w:tblStylePr w:type="firstCol">
+      <w:rPr>
+        <w:b/>
+        <w:bCs/>
+      </w:rPr>
+    </w:tblStylePr>
+    <w:tblStylePr w:type="lastCol">
+      <w:rPr>
+        <w:b/>
+        <w:bCs/>
+      </w:rPr>
+    </w:tblStylePr>
+  </w:style>
 </w:styles>
 </file>
 
